--- a/AI-NI_ChatBot_사용매뉴얼.docx
+++ b/AI-NI_ChatBot_사용매뉴얼.docx
@@ -1628,7 +1628,7 @@
                 <w:sz w:val="18"/>
                 <w:szCs w:val="18"/>
               </w:rPr>
-              <w:t xml:space="preserve">데이터 저장</w:t>
+              <w:t xml:space="preserve">답변 최대 길이</w:t>
             </w:r>
           </w:p>
         </w:tc>
@@ -1662,6 +1662,76 @@
                 <w:sz w:val="18"/>
                 <w:szCs w:val="18"/>
               </w:rPr>
+              <w:t xml:space="preserve">출력 16,000 토큰. 모델이 허용하지 않으면 4,096으로 자동 재시도합니다.</w:t>
+            </w:r>
+          </w:p>
+        </w:tc>
+      </w:tr>
+      <w:tr>
+        <w:tc>
+          <w:tcPr>
+            <w:tcW w:type="dxa" w:w="2400"/>
+            <w:tcBorders>
+              <w:top w:val="single" w:color="C9D6D1" w:sz="1"/>
+              <w:left w:val="single" w:color="C9D6D1" w:sz="1"/>
+              <w:bottom w:val="single" w:color="C9D6D1" w:sz="1"/>
+              <w:right w:val="single" w:color="C9D6D1" w:sz="1"/>
+            </w:tcBorders>
+            <w:shd w:fill="F2F5F4" w:val="clear"/>
+            <w:tcMar>
+              <w:top w:type="dxa" w:w="80"/>
+              <w:left w:type="dxa" w:w="120"/>
+              <w:bottom w:type="dxa" w:w="80"/>
+              <w:right w:type="dxa" w:w="120"/>
+            </w:tcMar>
+            <w:vAlign w:val="center"/>
+          </w:tcPr>
+          <w:p>
+            <w:pPr>
+              <w:spacing w:after="0" w:line="280"/>
+            </w:pPr>
+            <w:r>
+              <w:rPr>
+                <w:rFonts w:ascii="Malgun Gothic" w:cs="Malgun Gothic" w:eastAsia="Malgun Gothic" w:hAnsi="Malgun Gothic"/>
+                <w:b/>
+                <w:bCs/>
+                <w:sz w:val="18"/>
+                <w:szCs w:val="18"/>
+              </w:rPr>
+              <w:t xml:space="preserve">데이터 저장</w:t>
+            </w:r>
+          </w:p>
+        </w:tc>
+        <w:tc>
+          <w:tcPr>
+            <w:tcW w:type="dxa" w:w="6626"/>
+            <w:tcBorders>
+              <w:top w:val="single" w:color="C9D6D1" w:sz="1"/>
+              <w:left w:val="single" w:color="C9D6D1" w:sz="1"/>
+              <w:bottom w:val="single" w:color="C9D6D1" w:sz="1"/>
+              <w:right w:val="single" w:color="C9D6D1" w:sz="1"/>
+            </w:tcBorders>
+            <w:shd w:fill="F2F5F4" w:val="clear"/>
+            <w:tcMar>
+              <w:top w:type="dxa" w:w="80"/>
+              <w:left w:type="dxa" w:w="120"/>
+              <w:bottom w:type="dxa" w:w="80"/>
+              <w:right w:type="dxa" w:w="120"/>
+            </w:tcMar>
+            <w:vAlign w:val="center"/>
+          </w:tcPr>
+          <w:p>
+            <w:pPr>
+              <w:spacing w:after="0" w:line="280"/>
+            </w:pPr>
+            <w:r>
+              <w:rPr>
+                <w:rFonts w:ascii="Malgun Gothic" w:cs="Malgun Gothic" w:eastAsia="Malgun Gothic" w:hAnsi="Malgun Gothic"/>
+                <w:b w:val="false"/>
+                <w:bCs w:val="false"/>
+                <w:sz w:val="18"/>
+                <w:szCs w:val="18"/>
+              </w:rPr>
               <w:t xml:space="preserve">브라우저 localStorage (서버 저장 없음)</w:t>
             </w:r>
           </w:p>
@@ -1677,7 +1747,7 @@
               <w:bottom w:val="single" w:color="C9D6D1" w:sz="1"/>
               <w:right w:val="single" w:color="C9D6D1" w:sz="1"/>
             </w:tcBorders>
-            <w:shd w:fill="F2F5F4" w:val="clear"/>
+            <w:shd w:fill="FFFFFF" w:val="clear"/>
             <w:tcMar>
               <w:top w:type="dxa" w:w="80"/>
               <w:left w:type="dxa" w:w="120"/>
@@ -1711,7 +1781,7 @@
               <w:bottom w:val="single" w:color="C9D6D1" w:sz="1"/>
               <w:right w:val="single" w:color="C9D6D1" w:sz="1"/>
             </w:tcBorders>
-            <w:shd w:fill="F2F5F4" w:val="clear"/>
+            <w:shd w:fill="FFFFFF" w:val="clear"/>
             <w:tcMar>
               <w:top w:type="dxa" w:w="80"/>
               <w:left w:type="dxa" w:w="120"/>
@@ -1961,7 +2031,7 @@
         <w:spacing w:after="200"/>
         <w:ind w:left="360"/>
       </w:pPr>
-      <w:hyperlink w:history="1" r:id="rIdyziaovbgrl4pwxylo6n-l">
+      <w:hyperlink w:history="1" r:id="rIdlf6tfu9_xphligzxjoxts">
         <w:r>
           <w:rPr>
             <w:rStyle w:val="Hyperlink"/>
@@ -2040,7 +2110,7 @@
         <w:spacing w:after="200"/>
         <w:ind w:left="360"/>
       </w:pPr>
-      <w:hyperlink w:history="1" r:id="rId0fkwvtwdee8hvqizvprz6">
+      <w:hyperlink w:history="1" r:id="rIdycppagionsrpzujdff09z">
         <w:r>
           <w:rPr>
             <w:rStyle w:val="Hyperlink"/>
@@ -6542,6 +6612,191 @@
                 <w:szCs w:val="18"/>
               </w:rPr>
               <w:t xml:space="preserve">경량 모델이 교과목 범위 밖으로 판정하여 차단한 질문입니다. 교과목과 관련된 질문인데 차단되었다면, 간호정보학 맥락을 문장에 명시하여 다시 질문하십시오.</w:t>
+            </w:r>
+          </w:p>
+        </w:tc>
+      </w:tr>
+      <w:tr>
+        <w:tc>
+          <w:tcPr>
+            <w:tcW w:type="dxa" w:w="2900"/>
+            <w:tcBorders>
+              <w:top w:val="single" w:color="C9D6D1" w:sz="1"/>
+              <w:left w:val="single" w:color="C9D6D1" w:sz="1"/>
+              <w:bottom w:val="single" w:color="C9D6D1" w:sz="1"/>
+              <w:right w:val="single" w:color="C9D6D1" w:sz="1"/>
+            </w:tcBorders>
+            <w:shd w:fill="F2F5F4" w:val="clear"/>
+            <w:tcMar>
+              <w:top w:type="dxa" w:w="80"/>
+              <w:left w:type="dxa" w:w="120"/>
+              <w:bottom w:type="dxa" w:w="80"/>
+              <w:right w:type="dxa" w:w="120"/>
+            </w:tcMar>
+            <w:vAlign w:val="center"/>
+          </w:tcPr>
+          <w:p>
+            <w:pPr>
+              <w:spacing w:after="0" w:line="280"/>
+            </w:pPr>
+            <w:r>
+              <w:rPr>
+                <w:rFonts w:ascii="Malgun Gothic" w:cs="Malgun Gothic" w:eastAsia="Malgun Gothic" w:hAnsi="Malgun Gothic"/>
+                <w:b/>
+                <w:bCs/>
+                <w:sz w:val="18"/>
+                <w:szCs w:val="18"/>
+              </w:rPr>
+              <w:t xml:space="preserve">답변이 길이 제한으로 중단되었습니다</w:t>
+            </w:r>
+          </w:p>
+        </w:tc>
+        <w:tc>
+          <w:tcPr>
+            <w:tcW w:type="dxa" w:w="6126"/>
+            <w:tcBorders>
+              <w:top w:val="single" w:color="C9D6D1" w:sz="1"/>
+              <w:left w:val="single" w:color="C9D6D1" w:sz="1"/>
+              <w:bottom w:val="single" w:color="C9D6D1" w:sz="1"/>
+              <w:right w:val="single" w:color="C9D6D1" w:sz="1"/>
+            </w:tcBorders>
+            <w:shd w:fill="F2F5F4" w:val="clear"/>
+            <w:tcMar>
+              <w:top w:type="dxa" w:w="80"/>
+              <w:left w:type="dxa" w:w="120"/>
+              <w:bottom w:type="dxa" w:w="80"/>
+              <w:right w:type="dxa" w:w="120"/>
+            </w:tcMar>
+            <w:vAlign w:val="center"/>
+          </w:tcPr>
+          <w:p>
+            <w:pPr>
+              <w:spacing w:after="0" w:line="280"/>
+            </w:pPr>
+            <w:r>
+              <w:rPr>
+                <w:rFonts w:ascii="Malgun Gothic" w:cs="Malgun Gothic" w:eastAsia="Malgun Gothic" w:hAnsi="Malgun Gothic"/>
+                <w:b w:val="false"/>
+                <w:bCs w:val="false"/>
+                <w:sz w:val="18"/>
+                <w:szCs w:val="18"/>
+              </w:rPr>
+              <w:t xml:space="preserve">답변이 최대 길이에 도달하여 문장 중간에서 끊긴 상태입니다. </w:t>
+            </w:r>
+            <w:r>
+              <w:rPr>
+                <w:rFonts w:ascii="Malgun Gothic" w:cs="Malgun Gothic" w:eastAsia="Malgun Gothic" w:hAnsi="Malgun Gothic"/>
+                <w:b/>
+                <w:bCs/>
+                <w:sz w:val="18"/>
+                <w:szCs w:val="18"/>
+              </w:rPr>
+              <w:t xml:space="preserve">함께 표시되는 ‘이어서 계속’ 버튼</w:t>
+            </w:r>
+            <w:r>
+              <w:rPr>
+                <w:rFonts w:ascii="Malgun Gothic" w:cs="Malgun Gothic" w:eastAsia="Malgun Gothic" w:hAnsi="Malgun Gothic"/>
+                <w:b w:val="false"/>
+                <w:bCs w:val="false"/>
+                <w:sz w:val="18"/>
+                <w:szCs w:val="18"/>
+              </w:rPr>
+              <w:t xml:space="preserve">을 누르면 끊긴 지점부터 이어서 생성합니다. 이 안내가 없으면 답변은 정상적으로 완결된 것입니다.</w:t>
+            </w:r>
+          </w:p>
+        </w:tc>
+      </w:tr>
+    </w:tbl>
+    <w:p>
+      <w:pPr>
+        <w:spacing w:after="80"/>
+      </w:pPr>
+      <w:r>
+        <w:rPr>
+          <w:sz w:val="12"/>
+          <w:szCs w:val="12"/>
+        </w:rPr>
+        <w:t xml:space="preserve"/>
+      </w:r>
+    </w:p>
+    <w:tbl>
+      <w:tblPr>
+        <w:tblW w:type="dxa" w:w="9026"/>
+        <w:tblBorders>
+          <w:top w:val="single" w:color="auto" w:sz="4"/>
+          <w:left w:val="single" w:color="auto" w:sz="4"/>
+          <w:bottom w:val="single" w:color="auto" w:sz="4"/>
+          <w:right w:val="single" w:color="auto" w:sz="4"/>
+          <w:insideH w:val="single" w:color="auto" w:sz="4"/>
+          <w:insideV w:val="single" w:color="auto" w:sz="4"/>
+        </w:tblBorders>
+      </w:tblPr>
+      <w:tblGrid>
+        <w:gridCol w:w="9026"/>
+      </w:tblGrid>
+      <w:tr>
+        <w:tc>
+          <w:tcPr>
+            <w:tcW w:type="dxa" w:w="9026"/>
+            <w:tcBorders>
+              <w:top w:val="single" w:color="C9D6D1" w:sz="1"/>
+              <w:left w:val="single" w:color="C9D6D1" w:sz="1"/>
+              <w:bottom w:val="single" w:color="C9D6D1" w:sz="1"/>
+              <w:right w:val="single" w:color="C9D6D1" w:sz="1"/>
+            </w:tcBorders>
+            <w:shd w:fill="E3F1EC" w:val="clear"/>
+            <w:tcMar>
+              <w:top w:type="dxa" w:w="140"/>
+              <w:left w:type="dxa" w:w="180"/>
+              <w:bottom w:type="dxa" w:w="140"/>
+              <w:right w:type="dxa" w:w="180"/>
+            </w:tcMar>
+          </w:tcPr>
+          <w:p>
+            <w:pPr>
+              <w:spacing w:after="80"/>
+            </w:pPr>
+            <w:r>
+              <w:rPr>
+                <w:rFonts w:ascii="Malgun Gothic" w:cs="Malgun Gothic" w:eastAsia="Malgun Gothic" w:hAnsi="Malgun Gothic"/>
+                <w:b/>
+                <w:bCs/>
+                <w:color w:val="3B3B3B"/>
+                <w:sz w:val="19"/>
+                <w:szCs w:val="19"/>
+              </w:rPr>
+              <w:t xml:space="preserve">답변이 자주 끊긴다면</w:t>
+            </w:r>
+          </w:p>
+          <w:p>
+            <w:pPr>
+              <w:spacing w:after="0" w:line="280"/>
+            </w:pPr>
+            <w:r>
+              <w:rPr>
+                <w:rFonts w:ascii="Malgun Gothic" w:cs="Malgun Gothic" w:eastAsia="Malgun Gothic" w:hAnsi="Malgun Gothic"/>
+                <w:sz w:val="18"/>
+                <w:szCs w:val="18"/>
+              </w:rPr>
+              <w:t xml:space="preserve">검색 출처가 많고 구조가 긴 답변일수록 출력 한도에 도달하기 쉽습니다. </w:t>
+            </w:r>
+            <w:r>
+              <w:rPr>
+                <w:rFonts w:ascii="Malgun Gothic" w:cs="Malgun Gothic" w:eastAsia="Malgun Gothic" w:hAnsi="Malgun Gothic"/>
+                <w:b/>
+                <w:bCs/>
+                <w:sz w:val="18"/>
+                <w:szCs w:val="18"/>
+              </w:rPr>
+              <w:t xml:space="preserve">질문을 두세 개로 나누어</w:t>
+            </w:r>
+            <w:r>
+              <w:rPr>
+                <w:rFonts w:ascii="Malgun Gothic" w:cs="Malgun Gothic" w:eastAsia="Malgun Gothic" w:hAnsi="Malgun Gothic"/>
+                <w:sz w:val="18"/>
+                <w:szCs w:val="18"/>
+              </w:rPr>
+              <w:t xml:space="preserve"> 물으시면 각 답변이 완결되고 읽기도 수월합니다. 예를 들어 "감염병 감시체계와 SDOH 데이터 활용을 모두 설명해 달라"보다 두 번에 나누어 질문하는 편이 낫습니다.</w:t>
             </w:r>
           </w:p>
         </w:tc>
@@ -10667,6 +10922,110 @@
           </w:p>
         </w:tc>
       </w:tr>
+      <w:tr>
+        <w:tc>
+          <w:tcPr>
+            <w:tcW w:type="dxa" w:w="2000"/>
+            <w:tcBorders>
+              <w:top w:val="single" w:color="C9D6D1" w:sz="1"/>
+              <w:left w:val="single" w:color="C9D6D1" w:sz="1"/>
+              <w:bottom w:val="single" w:color="C9D6D1" w:sz="1"/>
+              <w:right w:val="single" w:color="C9D6D1" w:sz="1"/>
+            </w:tcBorders>
+            <w:shd w:fill="F2F5F4" w:val="clear"/>
+            <w:tcMar>
+              <w:top w:type="dxa" w:w="80"/>
+              <w:left w:type="dxa" w:w="120"/>
+              <w:bottom w:type="dxa" w:w="80"/>
+              <w:right w:type="dxa" w:w="120"/>
+            </w:tcMar>
+            <w:vAlign w:val="center"/>
+          </w:tcPr>
+          <w:p>
+            <w:pPr>
+              <w:spacing w:after="0" w:line="280"/>
+            </w:pPr>
+            <w:r>
+              <w:rPr>
+                <w:rFonts w:ascii="Malgun Gothic" w:cs="Malgun Gothic" w:eastAsia="Malgun Gothic" w:hAnsi="Malgun Gothic"/>
+                <w:b/>
+                <w:bCs/>
+                <w:sz w:val="18"/>
+                <w:szCs w:val="18"/>
+              </w:rPr>
+              <w:t xml:space="preserve">답변이 문장 중간에서 끊김</w:t>
+            </w:r>
+          </w:p>
+        </w:tc>
+        <w:tc>
+          <w:tcPr>
+            <w:tcW w:type="dxa" w:w="3300"/>
+            <w:tcBorders>
+              <w:top w:val="single" w:color="C9D6D1" w:sz="1"/>
+              <w:left w:val="single" w:color="C9D6D1" w:sz="1"/>
+              <w:bottom w:val="single" w:color="C9D6D1" w:sz="1"/>
+              <w:right w:val="single" w:color="C9D6D1" w:sz="1"/>
+            </w:tcBorders>
+            <w:shd w:fill="F2F5F4" w:val="clear"/>
+            <w:tcMar>
+              <w:top w:type="dxa" w:w="80"/>
+              <w:left w:type="dxa" w:w="120"/>
+              <w:bottom w:type="dxa" w:w="80"/>
+              <w:right w:type="dxa" w:w="120"/>
+            </w:tcMar>
+            <w:vAlign w:val="center"/>
+          </w:tcPr>
+          <w:p>
+            <w:pPr>
+              <w:spacing w:after="0" w:line="280"/>
+            </w:pPr>
+            <w:r>
+              <w:rPr>
+                <w:rFonts w:ascii="Malgun Gothic" w:cs="Malgun Gothic" w:eastAsia="Malgun Gothic" w:hAnsi="Malgun Gothic"/>
+                <w:b w:val="false"/>
+                <w:bCs w:val="false"/>
+                <w:sz w:val="18"/>
+                <w:szCs w:val="18"/>
+              </w:rPr>
+              <w:t xml:space="preserve">답변이 길이 제한으로 중단되었습니다.</w:t>
+            </w:r>
+          </w:p>
+        </w:tc>
+        <w:tc>
+          <w:tcPr>
+            <w:tcW w:type="dxa" w:w="3726"/>
+            <w:tcBorders>
+              <w:top w:val="single" w:color="C9D6D1" w:sz="1"/>
+              <w:left w:val="single" w:color="C9D6D1" w:sz="1"/>
+              <w:bottom w:val="single" w:color="C9D6D1" w:sz="1"/>
+              <w:right w:val="single" w:color="C9D6D1" w:sz="1"/>
+            </w:tcBorders>
+            <w:shd w:fill="F2F5F4" w:val="clear"/>
+            <w:tcMar>
+              <w:top w:type="dxa" w:w="80"/>
+              <w:left w:type="dxa" w:w="120"/>
+              <w:bottom w:type="dxa" w:w="80"/>
+              <w:right w:type="dxa" w:w="120"/>
+            </w:tcMar>
+            <w:vAlign w:val="center"/>
+          </w:tcPr>
+          <w:p>
+            <w:pPr>
+              <w:spacing w:after="0" w:line="280"/>
+            </w:pPr>
+            <w:r>
+              <w:rPr>
+                <w:rFonts w:ascii="Malgun Gothic" w:cs="Malgun Gothic" w:eastAsia="Malgun Gothic" w:hAnsi="Malgun Gothic"/>
+                <w:b w:val="false"/>
+                <w:bCs w:val="false"/>
+                <w:sz w:val="18"/>
+                <w:szCs w:val="18"/>
+              </w:rPr>
+              <w:t xml:space="preserve">답변 아래 ‘이어서 계속’ 버튼을 누르십시오. 반복되면 질문을 두세 개로 나누어 물으십시오.</w:t>
+            </w:r>
+          </w:p>
+        </w:tc>
+      </w:tr>
     </w:tbl>
     <w:p>
       <w:pPr>
@@ -13294,6 +13653,76 @@
                 <w:szCs w:val="18"/>
               </w:rPr>
               <w:t xml:space="preserve">설정 화면의 모델 입력 필드에 새 모델 ID를 직접 입력하면 됩니다.</w:t>
+            </w:r>
+          </w:p>
+        </w:tc>
+      </w:tr>
+      <w:tr>
+        <w:tc>
+          <w:tcPr>
+            <w:tcW w:type="dxa" w:w="3400"/>
+            <w:tcBorders>
+              <w:top w:val="single" w:color="C9D6D1" w:sz="1"/>
+              <w:left w:val="single" w:color="C9D6D1" w:sz="1"/>
+              <w:bottom w:val="single" w:color="C9D6D1" w:sz="1"/>
+              <w:right w:val="single" w:color="C9D6D1" w:sz="1"/>
+            </w:tcBorders>
+            <w:shd w:fill="FFFFFF" w:val="clear"/>
+            <w:tcMar>
+              <w:top w:type="dxa" w:w="80"/>
+              <w:left w:type="dxa" w:w="120"/>
+              <w:bottom w:type="dxa" w:w="80"/>
+              <w:right w:type="dxa" w:w="120"/>
+            </w:tcMar>
+            <w:vAlign w:val="center"/>
+          </w:tcPr>
+          <w:p>
+            <w:pPr>
+              <w:spacing w:after="0" w:line="280"/>
+            </w:pPr>
+            <w:r>
+              <w:rPr>
+                <w:rFonts w:ascii="Malgun Gothic" w:cs="Malgun Gothic" w:eastAsia="Malgun Gothic" w:hAnsi="Malgun Gothic"/>
+                <w:b/>
+                <w:bCs/>
+                <w:sz w:val="18"/>
+                <w:szCs w:val="18"/>
+              </w:rPr>
+              <w:t xml:space="preserve">답변이 중간에 끊겼습니다.</w:t>
+            </w:r>
+          </w:p>
+        </w:tc>
+        <w:tc>
+          <w:tcPr>
+            <w:tcW w:type="dxa" w:w="5626"/>
+            <w:tcBorders>
+              <w:top w:val="single" w:color="C9D6D1" w:sz="1"/>
+              <w:left w:val="single" w:color="C9D6D1" w:sz="1"/>
+              <w:bottom w:val="single" w:color="C9D6D1" w:sz="1"/>
+              <w:right w:val="single" w:color="C9D6D1" w:sz="1"/>
+            </w:tcBorders>
+            <w:shd w:fill="FFFFFF" w:val="clear"/>
+            <w:tcMar>
+              <w:top w:type="dxa" w:w="80"/>
+              <w:left w:type="dxa" w:w="120"/>
+              <w:bottom w:type="dxa" w:w="80"/>
+              <w:right w:type="dxa" w:w="120"/>
+            </w:tcMar>
+            <w:vAlign w:val="center"/>
+          </w:tcPr>
+          <w:p>
+            <w:pPr>
+              <w:spacing w:after="0" w:line="280"/>
+            </w:pPr>
+            <w:r>
+              <w:rPr>
+                <w:rFonts w:ascii="Malgun Gothic" w:cs="Malgun Gothic" w:eastAsia="Malgun Gothic" w:hAnsi="Malgun Gothic"/>
+                <w:b w:val="false"/>
+                <w:bCs w:val="false"/>
+                <w:sz w:val="18"/>
+                <w:szCs w:val="18"/>
+              </w:rPr>
+              <w:t xml:space="preserve">길이 제한에 도달한 것입니다. 답변 아래 ‘이어서 계속’ 버튼을 누르면 이어서 생성합니다. 자주 끊기면 질문을 나누어 물으십시오.</w:t>
             </w:r>
           </w:p>
         </w:tc>

--- a/AI-NI_ChatBot_사용매뉴얼.docx
+++ b/AI-NI_ChatBot_사용매뉴얼.docx
@@ -2031,7 +2031,7 @@
         <w:spacing w:after="200"/>
         <w:ind w:left="360"/>
       </w:pPr>
-      <w:hyperlink w:history="1" r:id="rIdlf6tfu9_xphligzxjoxts">
+      <w:hyperlink w:history="1" r:id="rIdhcvdmc-eg1cx3kbynls6v">
         <w:r>
           <w:rPr>
             <w:rStyle w:val="Hyperlink"/>
@@ -2110,7 +2110,7 @@
         <w:spacing w:after="200"/>
         <w:ind w:left="360"/>
       </w:pPr>
-      <w:hyperlink w:history="1" r:id="rIdycppagionsrpzujdff09z">
+      <w:hyperlink w:history="1" r:id="rIdcneg1cl0actg2vcd8lah6">
         <w:r>
           <w:rPr>
             <w:rStyle w:val="Hyperlink"/>
@@ -2472,7 +2472,27 @@
                 <w:sz w:val="18"/>
                 <w:szCs w:val="18"/>
               </w:rPr>
-              <w:t xml:space="preserve">학습자 모드 또는 교수자 모드를 선택합니다. 이후 설정 아이콘에서 언제든 변경할 수 있습니다.</w:t>
+              <w:t xml:space="preserve">학습자 모드는 바로 사용할 수 있습니다. </w:t>
+            </w:r>
+            <w:r>
+              <w:rPr>
+                <w:rFonts w:ascii="Malgun Gothic" w:cs="Malgun Gothic" w:eastAsia="Malgun Gothic" w:hAnsi="Malgun Gothic"/>
+                <w:b/>
+                <w:bCs/>
+                <w:sz w:val="18"/>
+                <w:szCs w:val="18"/>
+              </w:rPr>
+              <w:t xml:space="preserve">교수자 모드는 비밀번호가 필요합니다.</w:t>
+            </w:r>
+            <w:r>
+              <w:rPr>
+                <w:rFonts w:ascii="Malgun Gothic" w:cs="Malgun Gothic" w:eastAsia="Malgun Gothic" w:hAnsi="Malgun Gothic"/>
+                <w:b w:val="false"/>
+                <w:bCs w:val="false"/>
+                <w:sz w:val="18"/>
+                <w:szCs w:val="18"/>
+              </w:rPr>
+              <w:t xml:space="preserve"> 이후 설정 아이콘에서 언제든 변경할 수 있습니다.</w:t>
             </w:r>
           </w:p>
         </w:tc>
@@ -2948,6 +2968,728 @@
         <w:t xml:space="preserve">키가 노출되었다고 판단되면 Anthropic 콘솔에서 즉시 해당 키를 폐기하고 재발급하십시오.</w:t>
       </w:r>
     </w:p>
+    <w:p>
+      <w:pPr>
+        <w:pStyle w:val="Heading2"/>
+      </w:pPr>
+      <w:r>
+        <w:t xml:space="preserve">2.5 교수자 모드 잠금</w:t>
+      </w:r>
+    </w:p>
+    <w:p>
+      <w:pPr>
+        <w:spacing w:after="120" w:line="300"/>
+      </w:pPr>
+      <w:r>
+        <w:rPr>
+          <w:rFonts w:ascii="Malgun Gothic" w:cs="Malgun Gothic" w:eastAsia="Malgun Gothic" w:hAnsi="Malgun Gothic"/>
+          <w:sz w:val="20"/>
+          <w:szCs w:val="20"/>
+        </w:rPr>
+        <w:t xml:space="preserve">교수자 모드는 담당 교수만 사용할 수 있도록 비밀번호로 잠겨 있습니다. 사용자 유형에서 교수자 모드를 선택하면 비밀번호 입력란이 나타납니다. 비밀번호는 본 문서에 기재하지 않으며, 담당 교수에게 직접 확인하십시오.</w:t>
+      </w:r>
+    </w:p>
+    <w:tbl>
+      <w:tblPr>
+        <w:tblW w:type="dxa" w:w="9026"/>
+        <w:tblBorders>
+          <w:top w:val="single" w:color="auto" w:sz="4"/>
+          <w:left w:val="single" w:color="auto" w:sz="4"/>
+          <w:bottom w:val="single" w:color="auto" w:sz="4"/>
+          <w:right w:val="single" w:color="auto" w:sz="4"/>
+          <w:insideH w:val="single" w:color="auto" w:sz="4"/>
+          <w:insideV w:val="single" w:color="auto" w:sz="4"/>
+        </w:tblBorders>
+      </w:tblPr>
+      <w:tblGrid>
+        <w:gridCol w:w="2600"/>
+        <w:gridCol w:w="6426"/>
+      </w:tblGrid>
+      <w:tr>
+        <w:trPr>
+          <w:tblHeader/>
+        </w:trPr>
+        <w:tc>
+          <w:tcPr>
+            <w:tcW w:type="dxa" w:w="2600"/>
+            <w:tcBorders>
+              <w:top w:val="single" w:color="C9D6D1" w:sz="1"/>
+              <w:left w:val="single" w:color="C9D6D1" w:sz="1"/>
+              <w:bottom w:val="single" w:color="C9D6D1" w:sz="1"/>
+              <w:right w:val="single" w:color="C9D6D1" w:sz="1"/>
+            </w:tcBorders>
+            <w:shd w:fill="E3F1EC" w:val="clear"/>
+            <w:tcMar>
+              <w:top w:type="dxa" w:w="80"/>
+              <w:left w:type="dxa" w:w="120"/>
+              <w:bottom w:type="dxa" w:w="80"/>
+              <w:right w:type="dxa" w:w="120"/>
+            </w:tcMar>
+            <w:vAlign w:val="center"/>
+          </w:tcPr>
+          <w:p>
+            <w:pPr>
+              <w:spacing w:after="0" w:line="280"/>
+              <w:jc w:val="center"/>
+            </w:pPr>
+            <w:r>
+              <w:rPr>
+                <w:rFonts w:ascii="Malgun Gothic" w:cs="Malgun Gothic" w:eastAsia="Malgun Gothic" w:hAnsi="Malgun Gothic"/>
+                <w:b/>
+                <w:bCs/>
+                <w:sz w:val="18"/>
+                <w:szCs w:val="18"/>
+              </w:rPr>
+              <w:t xml:space="preserve">항목</w:t>
+            </w:r>
+          </w:p>
+        </w:tc>
+        <w:tc>
+          <w:tcPr>
+            <w:tcW w:type="dxa" w:w="6426"/>
+            <w:tcBorders>
+              <w:top w:val="single" w:color="C9D6D1" w:sz="1"/>
+              <w:left w:val="single" w:color="C9D6D1" w:sz="1"/>
+              <w:bottom w:val="single" w:color="C9D6D1" w:sz="1"/>
+              <w:right w:val="single" w:color="C9D6D1" w:sz="1"/>
+            </w:tcBorders>
+            <w:shd w:fill="E3F1EC" w:val="clear"/>
+            <w:tcMar>
+              <w:top w:type="dxa" w:w="80"/>
+              <w:left w:type="dxa" w:w="120"/>
+              <w:bottom w:type="dxa" w:w="80"/>
+              <w:right w:type="dxa" w:w="120"/>
+            </w:tcMar>
+            <w:vAlign w:val="center"/>
+          </w:tcPr>
+          <w:p>
+            <w:pPr>
+              <w:spacing w:after="0" w:line="280"/>
+              <w:jc w:val="center"/>
+            </w:pPr>
+            <w:r>
+              <w:rPr>
+                <w:rFonts w:ascii="Malgun Gothic" w:cs="Malgun Gothic" w:eastAsia="Malgun Gothic" w:hAnsi="Malgun Gothic"/>
+                <w:b/>
+                <w:bCs/>
+                <w:sz w:val="18"/>
+                <w:szCs w:val="18"/>
+              </w:rPr>
+              <w:t xml:space="preserve">내용</w:t>
+            </w:r>
+          </w:p>
+        </w:tc>
+      </w:tr>
+      <w:tr>
+        <w:tc>
+          <w:tcPr>
+            <w:tcW w:type="dxa" w:w="2600"/>
+            <w:tcBorders>
+              <w:top w:val="single" w:color="C9D6D1" w:sz="1"/>
+              <w:left w:val="single" w:color="C9D6D1" w:sz="1"/>
+              <w:bottom w:val="single" w:color="C9D6D1" w:sz="1"/>
+              <w:right w:val="single" w:color="C9D6D1" w:sz="1"/>
+            </w:tcBorders>
+            <w:shd w:fill="FFFFFF" w:val="clear"/>
+            <w:tcMar>
+              <w:top w:type="dxa" w:w="80"/>
+              <w:left w:type="dxa" w:w="120"/>
+              <w:bottom w:type="dxa" w:w="80"/>
+              <w:right w:type="dxa" w:w="120"/>
+            </w:tcMar>
+            <w:vAlign w:val="center"/>
+          </w:tcPr>
+          <w:p>
+            <w:pPr>
+              <w:spacing w:after="0" w:line="280"/>
+            </w:pPr>
+            <w:r>
+              <w:rPr>
+                <w:rFonts w:ascii="Malgun Gothic" w:cs="Malgun Gothic" w:eastAsia="Malgun Gothic" w:hAnsi="Malgun Gothic"/>
+                <w:b/>
+                <w:bCs/>
+                <w:sz w:val="18"/>
+                <w:szCs w:val="18"/>
+              </w:rPr>
+              <w:t xml:space="preserve">적용 범위</w:t>
+            </w:r>
+          </w:p>
+        </w:tc>
+        <w:tc>
+          <w:tcPr>
+            <w:tcW w:type="dxa" w:w="6426"/>
+            <w:tcBorders>
+              <w:top w:val="single" w:color="C9D6D1" w:sz="1"/>
+              <w:left w:val="single" w:color="C9D6D1" w:sz="1"/>
+              <w:bottom w:val="single" w:color="C9D6D1" w:sz="1"/>
+              <w:right w:val="single" w:color="C9D6D1" w:sz="1"/>
+            </w:tcBorders>
+            <w:shd w:fill="FFFFFF" w:val="clear"/>
+            <w:tcMar>
+              <w:top w:type="dxa" w:w="80"/>
+              <w:left w:type="dxa" w:w="120"/>
+              <w:bottom w:type="dxa" w:w="80"/>
+              <w:right w:type="dxa" w:w="120"/>
+            </w:tcMar>
+            <w:vAlign w:val="center"/>
+          </w:tcPr>
+          <w:p>
+            <w:pPr>
+              <w:spacing w:after="0" w:line="280"/>
+            </w:pPr>
+            <w:r>
+              <w:rPr>
+                <w:rFonts w:ascii="Malgun Gothic" w:cs="Malgun Gothic" w:eastAsia="Malgun Gothic" w:hAnsi="Malgun Gothic"/>
+                <w:b w:val="false"/>
+                <w:bCs w:val="false"/>
+                <w:sz w:val="18"/>
+                <w:szCs w:val="18"/>
+              </w:rPr>
+              <w:t xml:space="preserve">교수자 모드 진입에만 적용됩니다. 학습자 모드는 비밀번호 없이 이용할 수 있습니다.</w:t>
+            </w:r>
+          </w:p>
+        </w:tc>
+      </w:tr>
+      <w:tr>
+        <w:tc>
+          <w:tcPr>
+            <w:tcW w:type="dxa" w:w="2600"/>
+            <w:tcBorders>
+              <w:top w:val="single" w:color="C9D6D1" w:sz="1"/>
+              <w:left w:val="single" w:color="C9D6D1" w:sz="1"/>
+              <w:bottom w:val="single" w:color="C9D6D1" w:sz="1"/>
+              <w:right w:val="single" w:color="C9D6D1" w:sz="1"/>
+            </w:tcBorders>
+            <w:shd w:fill="F2F5F4" w:val="clear"/>
+            <w:tcMar>
+              <w:top w:type="dxa" w:w="80"/>
+              <w:left w:type="dxa" w:w="120"/>
+              <w:bottom w:type="dxa" w:w="80"/>
+              <w:right w:type="dxa" w:w="120"/>
+            </w:tcMar>
+            <w:vAlign w:val="center"/>
+          </w:tcPr>
+          <w:p>
+            <w:pPr>
+              <w:spacing w:after="0" w:line="280"/>
+            </w:pPr>
+            <w:r>
+              <w:rPr>
+                <w:rFonts w:ascii="Malgun Gothic" w:cs="Malgun Gothic" w:eastAsia="Malgun Gothic" w:hAnsi="Malgun Gothic"/>
+                <w:b/>
+                <w:bCs/>
+                <w:sz w:val="18"/>
+                <w:szCs w:val="18"/>
+              </w:rPr>
+              <w:t xml:space="preserve">잠금 해제 유지</w:t>
+            </w:r>
+          </w:p>
+        </w:tc>
+        <w:tc>
+          <w:tcPr>
+            <w:tcW w:type="dxa" w:w="6426"/>
+            <w:tcBorders>
+              <w:top w:val="single" w:color="C9D6D1" w:sz="1"/>
+              <w:left w:val="single" w:color="C9D6D1" w:sz="1"/>
+              <w:bottom w:val="single" w:color="C9D6D1" w:sz="1"/>
+              <w:right w:val="single" w:color="C9D6D1" w:sz="1"/>
+            </w:tcBorders>
+            <w:shd w:fill="F2F5F4" w:val="clear"/>
+            <w:tcMar>
+              <w:top w:type="dxa" w:w="80"/>
+              <w:left w:type="dxa" w:w="120"/>
+              <w:bottom w:type="dxa" w:w="80"/>
+              <w:right w:type="dxa" w:w="120"/>
+            </w:tcMar>
+            <w:vAlign w:val="center"/>
+          </w:tcPr>
+          <w:p>
+            <w:pPr>
+              <w:spacing w:after="0" w:line="280"/>
+            </w:pPr>
+            <w:r>
+              <w:rPr>
+                <w:rFonts w:ascii="Malgun Gothic" w:cs="Malgun Gothic" w:eastAsia="Malgun Gothic" w:hAnsi="Malgun Gothic"/>
+                <w:b w:val="false"/>
+                <w:bCs w:val="false"/>
+                <w:sz w:val="18"/>
+                <w:szCs w:val="18"/>
+              </w:rPr>
+              <w:t xml:space="preserve">브라우저 탭 단위로만 유지됩니다. 탭을 닫거나 새 탭에서 열면 다시 비밀번호가 필요합니다.</w:t>
+            </w:r>
+          </w:p>
+        </w:tc>
+      </w:tr>
+      <w:tr>
+        <w:tc>
+          <w:tcPr>
+            <w:tcW w:type="dxa" w:w="2600"/>
+            <w:tcBorders>
+              <w:top w:val="single" w:color="C9D6D1" w:sz="1"/>
+              <w:left w:val="single" w:color="C9D6D1" w:sz="1"/>
+              <w:bottom w:val="single" w:color="C9D6D1" w:sz="1"/>
+              <w:right w:val="single" w:color="C9D6D1" w:sz="1"/>
+            </w:tcBorders>
+            <w:shd w:fill="FFFFFF" w:val="clear"/>
+            <w:tcMar>
+              <w:top w:type="dxa" w:w="80"/>
+              <w:left w:type="dxa" w:w="120"/>
+              <w:bottom w:type="dxa" w:w="80"/>
+              <w:right w:type="dxa" w:w="120"/>
+            </w:tcMar>
+            <w:vAlign w:val="center"/>
+          </w:tcPr>
+          <w:p>
+            <w:pPr>
+              <w:spacing w:after="0" w:line="280"/>
+            </w:pPr>
+            <w:r>
+              <w:rPr>
+                <w:rFonts w:ascii="Malgun Gothic" w:cs="Malgun Gothic" w:eastAsia="Malgun Gothic" w:hAnsi="Malgun Gothic"/>
+                <w:b/>
+                <w:bCs/>
+                <w:sz w:val="18"/>
+                <w:szCs w:val="18"/>
+              </w:rPr>
+              <w:t xml:space="preserve">우회 차단</w:t>
+            </w:r>
+          </w:p>
+        </w:tc>
+        <w:tc>
+          <w:tcPr>
+            <w:tcW w:type="dxa" w:w="6426"/>
+            <w:tcBorders>
+              <w:top w:val="single" w:color="C9D6D1" w:sz="1"/>
+              <w:left w:val="single" w:color="C9D6D1" w:sz="1"/>
+              <w:bottom w:val="single" w:color="C9D6D1" w:sz="1"/>
+              <w:right w:val="single" w:color="C9D6D1" w:sz="1"/>
+            </w:tcBorders>
+            <w:shd w:fill="FFFFFF" w:val="clear"/>
+            <w:tcMar>
+              <w:top w:type="dxa" w:w="80"/>
+              <w:left w:type="dxa" w:w="120"/>
+              <w:bottom w:type="dxa" w:w="80"/>
+              <w:right w:type="dxa" w:w="120"/>
+            </w:tcMar>
+            <w:vAlign w:val="center"/>
+          </w:tcPr>
+          <w:p>
+            <w:pPr>
+              <w:spacing w:after="0" w:line="280"/>
+            </w:pPr>
+            <w:r>
+              <w:rPr>
+                <w:rFonts w:ascii="Malgun Gothic" w:cs="Malgun Gothic" w:eastAsia="Malgun Gothic" w:hAnsi="Malgun Gothic"/>
+                <w:b w:val="false"/>
+                <w:bCs w:val="false"/>
+                <w:sz w:val="18"/>
+                <w:szCs w:val="18"/>
+              </w:rPr>
+              <w:t xml:space="preserve">저장값을 조작하여 교수자 모드로 위조한 뒤 새로고침해도, 잠금이 해제되지 않았다면 설정 화면이 강제로 열리고 비밀번호를 요구합니다.</w:t>
+            </w:r>
+          </w:p>
+        </w:tc>
+      </w:tr>
+      <w:tr>
+        <w:tc>
+          <w:tcPr>
+            <w:tcW w:type="dxa" w:w="2600"/>
+            <w:tcBorders>
+              <w:top w:val="single" w:color="C9D6D1" w:sz="1"/>
+              <w:left w:val="single" w:color="C9D6D1" w:sz="1"/>
+              <w:bottom w:val="single" w:color="C9D6D1" w:sz="1"/>
+              <w:right w:val="single" w:color="C9D6D1" w:sz="1"/>
+            </w:tcBorders>
+            <w:shd w:fill="F2F5F4" w:val="clear"/>
+            <w:tcMar>
+              <w:top w:type="dxa" w:w="80"/>
+              <w:left w:type="dxa" w:w="120"/>
+              <w:bottom w:type="dxa" w:w="80"/>
+              <w:right w:type="dxa" w:w="120"/>
+            </w:tcMar>
+            <w:vAlign w:val="center"/>
+          </w:tcPr>
+          <w:p>
+            <w:pPr>
+              <w:spacing w:after="0" w:line="280"/>
+            </w:pPr>
+            <w:r>
+              <w:rPr>
+                <w:rFonts w:ascii="Malgun Gothic" w:cs="Malgun Gothic" w:eastAsia="Malgun Gothic" w:hAnsi="Malgun Gothic"/>
+                <w:b/>
+                <w:bCs/>
+                <w:sz w:val="18"/>
+                <w:szCs w:val="18"/>
+              </w:rPr>
+              <w:t xml:space="preserve">비밀번호 변경</w:t>
+            </w:r>
+          </w:p>
+        </w:tc>
+        <w:tc>
+          <w:tcPr>
+            <w:tcW w:type="dxa" w:w="6426"/>
+            <w:tcBorders>
+              <w:top w:val="single" w:color="C9D6D1" w:sz="1"/>
+              <w:left w:val="single" w:color="C9D6D1" w:sz="1"/>
+              <w:bottom w:val="single" w:color="C9D6D1" w:sz="1"/>
+              <w:right w:val="single" w:color="C9D6D1" w:sz="1"/>
+            </w:tcBorders>
+            <w:shd w:fill="F2F5F4" w:val="clear"/>
+            <w:tcMar>
+              <w:top w:type="dxa" w:w="80"/>
+              <w:left w:type="dxa" w:w="120"/>
+              <w:bottom w:type="dxa" w:w="80"/>
+              <w:right w:type="dxa" w:w="120"/>
+            </w:tcMar>
+            <w:vAlign w:val="center"/>
+          </w:tcPr>
+          <w:p>
+            <w:pPr>
+              <w:spacing w:after="0" w:line="280"/>
+            </w:pPr>
+            <w:r>
+              <w:rPr>
+                <w:rFonts w:ascii="Malgun Gothic" w:cs="Malgun Gothic" w:eastAsia="Malgun Gothic" w:hAnsi="Malgun Gothic"/>
+                <w:b w:val="false"/>
+                <w:bCs w:val="false"/>
+                <w:sz w:val="18"/>
+                <w:szCs w:val="18"/>
+              </w:rPr>
+              <w:t xml:space="preserve">잠금을 해제한 상태에서 </w:t>
+            </w:r>
+            <w:r>
+              <w:rPr>
+                <w:rFonts w:ascii="Malgun Gothic" w:cs="Malgun Gothic" w:eastAsia="Malgun Gothic" w:hAnsi="Malgun Gothic"/>
+                <w:b/>
+                <w:bCs/>
+                <w:sz w:val="18"/>
+                <w:szCs w:val="18"/>
+              </w:rPr>
+              <w:t xml:space="preserve">비밀번호 변경</w:t>
+            </w:r>
+            <w:r>
+              <w:rPr>
+                <w:rFonts w:ascii="Malgun Gothic" w:cs="Malgun Gothic" w:eastAsia="Malgun Gothic" w:hAnsi="Malgun Gothic"/>
+                <w:b w:val="false"/>
+                <w:bCs w:val="false"/>
+                <w:sz w:val="18"/>
+                <w:szCs w:val="18"/>
+              </w:rPr>
+              <w:t xml:space="preserve"> 버튼을 누르면 현재 비밀번호 확인 후 변경할 수 있습니다. 8자 이상, 공백 불가.</w:t>
+            </w:r>
+          </w:p>
+        </w:tc>
+      </w:tr>
+      <w:tr>
+        <w:tc>
+          <w:tcPr>
+            <w:tcW w:type="dxa" w:w="2600"/>
+            <w:tcBorders>
+              <w:top w:val="single" w:color="C9D6D1" w:sz="1"/>
+              <w:left w:val="single" w:color="C9D6D1" w:sz="1"/>
+              <w:bottom w:val="single" w:color="C9D6D1" w:sz="1"/>
+              <w:right w:val="single" w:color="C9D6D1" w:sz="1"/>
+            </w:tcBorders>
+            <w:shd w:fill="FFFFFF" w:val="clear"/>
+            <w:tcMar>
+              <w:top w:type="dxa" w:w="80"/>
+              <w:left w:type="dxa" w:w="120"/>
+              <w:bottom w:type="dxa" w:w="80"/>
+              <w:right w:type="dxa" w:w="120"/>
+            </w:tcMar>
+            <w:vAlign w:val="center"/>
+          </w:tcPr>
+          <w:p>
+            <w:pPr>
+              <w:spacing w:after="0" w:line="280"/>
+            </w:pPr>
+            <w:r>
+              <w:rPr>
+                <w:rFonts w:ascii="Malgun Gothic" w:cs="Malgun Gothic" w:eastAsia="Malgun Gothic" w:hAnsi="Malgun Gothic"/>
+                <w:b/>
+                <w:bCs/>
+                <w:sz w:val="18"/>
+                <w:szCs w:val="18"/>
+              </w:rPr>
+              <w:t xml:space="preserve">변경의 적용 범위</w:t>
+            </w:r>
+          </w:p>
+        </w:tc>
+        <w:tc>
+          <w:tcPr>
+            <w:tcW w:type="dxa" w:w="6426"/>
+            <w:tcBorders>
+              <w:top w:val="single" w:color="C9D6D1" w:sz="1"/>
+              <w:left w:val="single" w:color="C9D6D1" w:sz="1"/>
+              <w:bottom w:val="single" w:color="C9D6D1" w:sz="1"/>
+              <w:right w:val="single" w:color="C9D6D1" w:sz="1"/>
+            </w:tcBorders>
+            <w:shd w:fill="FFFFFF" w:val="clear"/>
+            <w:tcMar>
+              <w:top w:type="dxa" w:w="80"/>
+              <w:left w:type="dxa" w:w="120"/>
+              <w:bottom w:type="dxa" w:w="80"/>
+              <w:right w:type="dxa" w:w="120"/>
+            </w:tcMar>
+            <w:vAlign w:val="center"/>
+          </w:tcPr>
+          <w:p>
+            <w:pPr>
+              <w:spacing w:after="0" w:line="280"/>
+            </w:pPr>
+            <w:r>
+              <w:rPr>
+                <w:rFonts w:ascii="Malgun Gothic" w:cs="Malgun Gothic" w:eastAsia="Malgun Gothic" w:hAnsi="Malgun Gothic"/>
+                <w:b w:val="false"/>
+                <w:bCs w:val="false"/>
+                <w:sz w:val="18"/>
+                <w:szCs w:val="18"/>
+              </w:rPr>
+              <w:t xml:space="preserve">변경된 비밀번호는 </w:t>
+            </w:r>
+            <w:r>
+              <w:rPr>
+                <w:rFonts w:ascii="Malgun Gothic" w:cs="Malgun Gothic" w:eastAsia="Malgun Gothic" w:hAnsi="Malgun Gothic"/>
+                <w:b/>
+                <w:bCs/>
+                <w:sz w:val="18"/>
+                <w:szCs w:val="18"/>
+              </w:rPr>
+              <w:t xml:space="preserve">해당 브라우저에만</w:t>
+            </w:r>
+            <w:r>
+              <w:rPr>
+                <w:rFonts w:ascii="Malgun Gothic" w:cs="Malgun Gothic" w:eastAsia="Malgun Gothic" w:hAnsi="Malgun Gothic"/>
+                <w:b w:val="false"/>
+                <w:bCs w:val="false"/>
+                <w:sz w:val="18"/>
+                <w:szCs w:val="18"/>
+              </w:rPr>
+              <w:t xml:space="preserve"> 저장됩니다. 다른 기기나 다른 브라우저에서는 초기 비밀번호가 그대로 적용됩니다.</w:t>
+            </w:r>
+          </w:p>
+        </w:tc>
+      </w:tr>
+      <w:tr>
+        <w:tc>
+          <w:tcPr>
+            <w:tcW w:type="dxa" w:w="2600"/>
+            <w:tcBorders>
+              <w:top w:val="single" w:color="C9D6D1" w:sz="1"/>
+              <w:left w:val="single" w:color="C9D6D1" w:sz="1"/>
+              <w:bottom w:val="single" w:color="C9D6D1" w:sz="1"/>
+              <w:right w:val="single" w:color="C9D6D1" w:sz="1"/>
+            </w:tcBorders>
+            <w:shd w:fill="F2F5F4" w:val="clear"/>
+            <w:tcMar>
+              <w:top w:type="dxa" w:w="80"/>
+              <w:left w:type="dxa" w:w="120"/>
+              <w:bottom w:type="dxa" w:w="80"/>
+              <w:right w:type="dxa" w:w="120"/>
+            </w:tcMar>
+            <w:vAlign w:val="center"/>
+          </w:tcPr>
+          <w:p>
+            <w:pPr>
+              <w:spacing w:after="0" w:line="280"/>
+            </w:pPr>
+            <w:r>
+              <w:rPr>
+                <w:rFonts w:ascii="Malgun Gothic" w:cs="Malgun Gothic" w:eastAsia="Malgun Gothic" w:hAnsi="Malgun Gothic"/>
+                <w:b/>
+                <w:bCs/>
+                <w:sz w:val="18"/>
+                <w:szCs w:val="18"/>
+              </w:rPr>
+              <w:t xml:space="preserve">비밀번호 보관 방식</w:t>
+            </w:r>
+          </w:p>
+        </w:tc>
+        <w:tc>
+          <w:tcPr>
+            <w:tcW w:type="dxa" w:w="6426"/>
+            <w:tcBorders>
+              <w:top w:val="single" w:color="C9D6D1" w:sz="1"/>
+              <w:left w:val="single" w:color="C9D6D1" w:sz="1"/>
+              <w:bottom w:val="single" w:color="C9D6D1" w:sz="1"/>
+              <w:right w:val="single" w:color="C9D6D1" w:sz="1"/>
+            </w:tcBorders>
+            <w:shd w:fill="F2F5F4" w:val="clear"/>
+            <w:tcMar>
+              <w:top w:type="dxa" w:w="80"/>
+              <w:left w:type="dxa" w:w="120"/>
+              <w:bottom w:type="dxa" w:w="80"/>
+              <w:right w:type="dxa" w:w="120"/>
+            </w:tcMar>
+            <w:vAlign w:val="center"/>
+          </w:tcPr>
+          <w:p>
+            <w:pPr>
+              <w:spacing w:after="0" w:line="280"/>
+            </w:pPr>
+            <w:r>
+              <w:rPr>
+                <w:rFonts w:ascii="Malgun Gothic" w:cs="Malgun Gothic" w:eastAsia="Malgun Gothic" w:hAnsi="Malgun Gothic"/>
+                <w:b w:val="false"/>
+                <w:bCs w:val="false"/>
+                <w:sz w:val="18"/>
+                <w:szCs w:val="18"/>
+              </w:rPr>
+              <w:t xml:space="preserve">비밀번호 자체는 저장하지 않습니다. PBKDF2-SHA256(반복 250,000회)으로 계산한 해시만 보관하므로, 페이지 소스를 열어도 비밀번호를 알아낼 수 없습니다.</w:t>
+            </w:r>
+          </w:p>
+        </w:tc>
+      </w:tr>
+    </w:tbl>
+    <w:p>
+      <w:pPr>
+        <w:spacing w:after="80"/>
+      </w:pPr>
+      <w:r>
+        <w:rPr>
+          <w:sz w:val="12"/>
+          <w:szCs w:val="12"/>
+        </w:rPr>
+        <w:t xml:space="preserve"/>
+      </w:r>
+    </w:p>
+    <w:tbl>
+      <w:tblPr>
+        <w:tblW w:type="dxa" w:w="9026"/>
+        <w:tblBorders>
+          <w:top w:val="single" w:color="auto" w:sz="4"/>
+          <w:left w:val="single" w:color="auto" w:sz="4"/>
+          <w:bottom w:val="single" w:color="auto" w:sz="4"/>
+          <w:right w:val="single" w:color="auto" w:sz="4"/>
+          <w:insideH w:val="single" w:color="auto" w:sz="4"/>
+          <w:insideV w:val="single" w:color="auto" w:sz="4"/>
+        </w:tblBorders>
+      </w:tblPr>
+      <w:tblGrid>
+        <w:gridCol w:w="9026"/>
+      </w:tblGrid>
+      <w:tr>
+        <w:tc>
+          <w:tcPr>
+            <w:tcW w:type="dxa" w:w="9026"/>
+            <w:tcBorders>
+              <w:top w:val="single" w:color="C9D6D1" w:sz="1"/>
+              <w:left w:val="single" w:color="C9D6D1" w:sz="1"/>
+              <w:bottom w:val="single" w:color="C9D6D1" w:sz="1"/>
+              <w:right w:val="single" w:color="C9D6D1" w:sz="1"/>
+            </w:tcBorders>
+            <w:shd w:fill="FBE9E9" w:val="clear"/>
+            <w:tcMar>
+              <w:top w:type="dxa" w:w="140"/>
+              <w:left w:type="dxa" w:w="180"/>
+              <w:bottom w:type="dxa" w:w="140"/>
+              <w:right w:type="dxa" w:w="180"/>
+            </w:tcMar>
+          </w:tcPr>
+          <w:p>
+            <w:pPr>
+              <w:spacing w:after="80"/>
+            </w:pPr>
+            <w:r>
+              <w:rPr>
+                <w:rFonts w:ascii="Malgun Gothic" w:cs="Malgun Gothic" w:eastAsia="Malgun Gothic" w:hAnsi="Malgun Gothic"/>
+                <w:b/>
+                <w:bCs/>
+                <w:color w:val="3B3B3B"/>
+                <w:sz w:val="19"/>
+                <w:szCs w:val="19"/>
+              </w:rPr>
+              <w:t xml:space="preserve">이 잠금의 한계를 반드시 이해하십시오</w:t>
+            </w:r>
+          </w:p>
+          <w:p>
+            <w:pPr>
+              <w:spacing w:after="60" w:line="280"/>
+            </w:pPr>
+            <w:r>
+              <w:rPr>
+                <w:rFonts w:ascii="Malgun Gothic" w:cs="Malgun Gothic" w:eastAsia="Malgun Gothic" w:hAnsi="Malgun Gothic"/>
+                <w:sz w:val="18"/>
+                <w:szCs w:val="18"/>
+              </w:rPr>
+              <w:t xml:space="preserve">본 시스템은 브라우저에서만 동작하는 클라이언트 애플리케이션이며, 페이지 코드는 누구나 열람할 수 있습니다. 따라서 이 잠금은 </w:t>
+            </w:r>
+            <w:r>
+              <w:rPr>
+                <w:rFonts w:ascii="Malgun Gothic" w:cs="Malgun Gothic" w:eastAsia="Malgun Gothic" w:hAnsi="Malgun Gothic"/>
+                <w:b/>
+                <w:bCs/>
+                <w:sz w:val="18"/>
+                <w:szCs w:val="18"/>
+              </w:rPr>
+              <w:t xml:space="preserve">비밀번호를 모르는 사람이 교수자 모드를 켜지 못하게 막는 수준</w:t>
+            </w:r>
+            <w:r>
+              <w:rPr>
+                <w:rFonts w:ascii="Malgun Gothic" w:cs="Malgun Gothic" w:eastAsia="Malgun Gothic" w:hAnsi="Malgun Gothic"/>
+                <w:sz w:val="18"/>
+                <w:szCs w:val="18"/>
+              </w:rPr>
+              <w:t xml:space="preserve">이며, 개발자도구를 다룰 수 있는 사람은 우회할 수 있습니다.</w:t>
+            </w:r>
+          </w:p>
+          <w:p>
+            <w:pPr>
+              <w:spacing w:after="60" w:line="280"/>
+            </w:pPr>
+            <w:r>
+              <w:rPr>
+                <w:rFonts w:ascii="Malgun Gothic" w:cs="Malgun Gothic" w:eastAsia="Malgun Gothic" w:hAnsi="Malgun Gothic"/>
+                <w:sz w:val="18"/>
+                <w:szCs w:val="18"/>
+              </w:rPr>
+              <w:t xml:space="preserve">교수자 모드에는 시험 문제나 성적 등 비밀 자료가 저장되지 않으므로 학습 운영상 문제는 없으나, </w:t>
+            </w:r>
+            <w:r>
+              <w:rPr>
+                <w:rFonts w:ascii="Malgun Gothic" w:cs="Malgun Gothic" w:eastAsia="Malgun Gothic" w:hAnsi="Malgun Gothic"/>
+                <w:b/>
+                <w:bCs/>
+                <w:sz w:val="18"/>
+                <w:szCs w:val="18"/>
+              </w:rPr>
+              <w:t xml:space="preserve">이 잠금을 기밀 보호 수단으로 신뢰해서는 안 됩니다.</w:t>
+            </w:r>
+            <w:r>
+              <w:rPr>
+                <w:rFonts w:ascii="Malgun Gothic" w:cs="Malgun Gothic" w:eastAsia="Malgun Gothic" w:hAnsi="Malgun Gothic"/>
+                <w:sz w:val="18"/>
+                <w:szCs w:val="18"/>
+              </w:rPr>
+              <w:t xml:space="preserve"> 실질적인 접근 통제가 필요하다면 서버 측 인증을 도입해야 합니다.</w:t>
+            </w:r>
+          </w:p>
+          <w:p>
+            <w:pPr>
+              <w:spacing w:after="0" w:line="280"/>
+            </w:pPr>
+            <w:r>
+              <w:rPr>
+                <w:rFonts w:ascii="Malgun Gothic" w:cs="Malgun Gothic" w:eastAsia="Malgun Gothic" w:hAnsi="Malgun Gothic"/>
+                <w:sz w:val="18"/>
+                <w:szCs w:val="18"/>
+              </w:rPr>
+              <w:t xml:space="preserve">또한 여기에 사용하는 비밀번호는 </w:t>
+            </w:r>
+            <w:r>
+              <w:rPr>
+                <w:rFonts w:ascii="Malgun Gothic" w:cs="Malgun Gothic" w:eastAsia="Malgun Gothic" w:hAnsi="Malgun Gothic"/>
+                <w:b/>
+                <w:bCs/>
+                <w:sz w:val="18"/>
+                <w:szCs w:val="18"/>
+              </w:rPr>
+              <w:t xml:space="preserve">다른 곳에서 쓰는 비밀번호와 절대 같게 두지 마십시오.</w:t>
+            </w:r>
+          </w:p>
+        </w:tc>
+      </w:tr>
+    </w:tbl>
     <w:p>
       <w:pPr>
         <w:pStyle w:val="Heading1"/>
@@ -7718,6 +8460,19 @@
     </w:p>
     <w:p>
       <w:pPr>
+        <w:spacing w:after="120" w:line="300"/>
+      </w:pPr>
+      <w:r>
+        <w:rPr>
+          <w:rFonts w:ascii="Malgun Gothic" w:cs="Malgun Gothic" w:eastAsia="Malgun Gothic" w:hAnsi="Malgun Gothic"/>
+          <w:sz w:val="20"/>
+          <w:szCs w:val="20"/>
+        </w:rPr>
+        <w:t xml:space="preserve">교수자 모드로 전환할 때는 비밀번호가 필요합니다. 같은 탭에서 이미 잠금을 해제했다면 다시 입력하지 않아도 됩니다. 자세한 내용은 2.5 교수자 모드 잠금을 참고하십시오.</w:t>
+      </w:r>
+    </w:p>
+    <w:p>
+      <w:pPr>
         <w:pStyle w:val="Heading1"/>
         <w:pageBreakBefore/>
       </w:pPr>
@@ -12729,6 +13484,142 @@
           </w:p>
         </w:tc>
       </w:tr>
+      <w:tr>
+        <w:tc>
+          <w:tcPr>
+            <w:tcW w:type="dxa" w:w="3000"/>
+            <w:tcBorders>
+              <w:top w:val="single" w:color="C9D6D1" w:sz="1"/>
+              <w:left w:val="single" w:color="C9D6D1" w:sz="1"/>
+              <w:bottom w:val="single" w:color="C9D6D1" w:sz="1"/>
+              <w:right w:val="single" w:color="C9D6D1" w:sz="1"/>
+            </w:tcBorders>
+            <w:shd w:fill="F2F5F4" w:val="clear"/>
+            <w:tcMar>
+              <w:top w:type="dxa" w:w="80"/>
+              <w:left w:type="dxa" w:w="120"/>
+              <w:bottom w:type="dxa" w:w="80"/>
+              <w:right w:type="dxa" w:w="120"/>
+            </w:tcMar>
+            <w:vAlign w:val="center"/>
+          </w:tcPr>
+          <w:p>
+            <w:pPr>
+              <w:spacing w:after="0" w:line="280"/>
+            </w:pPr>
+            <w:r>
+              <w:rPr>
+                <w:rFonts w:ascii="Consolas" w:cs="Consolas" w:eastAsia="Consolas" w:hAnsi="Consolas"/>
+                <w:sz w:val="17"/>
+                <w:szCs w:val="17"/>
+              </w:rPr>
+              <w:t xml:space="preserve">nibot_instructor_pw</w:t>
+            </w:r>
+          </w:p>
+        </w:tc>
+        <w:tc>
+          <w:tcPr>
+            <w:tcW w:type="dxa" w:w="6026"/>
+            <w:tcBorders>
+              <w:top w:val="single" w:color="C9D6D1" w:sz="1"/>
+              <w:left w:val="single" w:color="C9D6D1" w:sz="1"/>
+              <w:bottom w:val="single" w:color="C9D6D1" w:sz="1"/>
+              <w:right w:val="single" w:color="C9D6D1" w:sz="1"/>
+            </w:tcBorders>
+            <w:shd w:fill="F2F5F4" w:val="clear"/>
+            <w:tcMar>
+              <w:top w:type="dxa" w:w="80"/>
+              <w:left w:type="dxa" w:w="120"/>
+              <w:bottom w:type="dxa" w:w="80"/>
+              <w:right w:type="dxa" w:w="120"/>
+            </w:tcMar>
+            <w:vAlign w:val="center"/>
+          </w:tcPr>
+          <w:p>
+            <w:pPr>
+              <w:spacing w:after="0" w:line="280"/>
+            </w:pPr>
+            <w:r>
+              <w:rPr>
+                <w:rFonts w:ascii="Malgun Gothic" w:cs="Malgun Gothic" w:eastAsia="Malgun Gothic" w:hAnsi="Malgun Gothic"/>
+                <w:b w:val="false"/>
+                <w:bCs w:val="false"/>
+                <w:sz w:val="18"/>
+                <w:szCs w:val="18"/>
+              </w:rPr>
+              <w:t xml:space="preserve">변경된 교수자 비밀번호의 해시 (변경한 경우에만 생성)</w:t>
+            </w:r>
+          </w:p>
+        </w:tc>
+      </w:tr>
+      <w:tr>
+        <w:tc>
+          <w:tcPr>
+            <w:tcW w:type="dxa" w:w="3000"/>
+            <w:tcBorders>
+              <w:top w:val="single" w:color="C9D6D1" w:sz="1"/>
+              <w:left w:val="single" w:color="C9D6D1" w:sz="1"/>
+              <w:bottom w:val="single" w:color="C9D6D1" w:sz="1"/>
+              <w:right w:val="single" w:color="C9D6D1" w:sz="1"/>
+            </w:tcBorders>
+            <w:shd w:fill="FFFFFF" w:val="clear"/>
+            <w:tcMar>
+              <w:top w:type="dxa" w:w="80"/>
+              <w:left w:type="dxa" w:w="120"/>
+              <w:bottom w:type="dxa" w:w="80"/>
+              <w:right w:type="dxa" w:w="120"/>
+            </w:tcMar>
+            <w:vAlign w:val="center"/>
+          </w:tcPr>
+          <w:p>
+            <w:pPr>
+              <w:spacing w:after="0" w:line="280"/>
+            </w:pPr>
+            <w:r>
+              <w:rPr>
+                <w:rFonts w:ascii="Consolas" w:cs="Consolas" w:eastAsia="Consolas" w:hAnsi="Consolas"/>
+                <w:sz w:val="17"/>
+                <w:szCs w:val="17"/>
+              </w:rPr>
+              <w:t xml:space="preserve">nibot_instructor_unlocked</w:t>
+            </w:r>
+          </w:p>
+        </w:tc>
+        <w:tc>
+          <w:tcPr>
+            <w:tcW w:type="dxa" w:w="6026"/>
+            <w:tcBorders>
+              <w:top w:val="single" w:color="C9D6D1" w:sz="1"/>
+              <w:left w:val="single" w:color="C9D6D1" w:sz="1"/>
+              <w:bottom w:val="single" w:color="C9D6D1" w:sz="1"/>
+              <w:right w:val="single" w:color="C9D6D1" w:sz="1"/>
+            </w:tcBorders>
+            <w:shd w:fill="FFFFFF" w:val="clear"/>
+            <w:tcMar>
+              <w:top w:type="dxa" w:w="80"/>
+              <w:left w:type="dxa" w:w="120"/>
+              <w:bottom w:type="dxa" w:w="80"/>
+              <w:right w:type="dxa" w:w="120"/>
+            </w:tcMar>
+            <w:vAlign w:val="center"/>
+          </w:tcPr>
+          <w:p>
+            <w:pPr>
+              <w:spacing w:after="0" w:line="280"/>
+            </w:pPr>
+            <w:r>
+              <w:rPr>
+                <w:rFonts w:ascii="Malgun Gothic" w:cs="Malgun Gothic" w:eastAsia="Malgun Gothic" w:hAnsi="Malgun Gothic"/>
+                <w:b w:val="false"/>
+                <w:bCs w:val="false"/>
+                <w:sz w:val="18"/>
+                <w:szCs w:val="18"/>
+              </w:rPr>
+              <w:t xml:space="preserve">교수자 모드 잠금 해제 상태. 탭 단위(sessionStorage)로만 유지되며 탭을 닫으면 사라집니다.</w:t>
+            </w:r>
+          </w:p>
+        </w:tc>
+      </w:tr>
     </w:tbl>
     <w:p>
       <w:pPr>
@@ -13723,6 +14614,146 @@
                 <w:szCs w:val="18"/>
               </w:rPr>
               <w:t xml:space="preserve">길이 제한에 도달한 것입니다. 답변 아래 ‘이어서 계속’ 버튼을 누르면 이어서 생성합니다. 자주 끊기면 질문을 나누어 물으십시오.</w:t>
+            </w:r>
+          </w:p>
+        </w:tc>
+      </w:tr>
+      <w:tr>
+        <w:tc>
+          <w:tcPr>
+            <w:tcW w:type="dxa" w:w="3400"/>
+            <w:tcBorders>
+              <w:top w:val="single" w:color="C9D6D1" w:sz="1"/>
+              <w:left w:val="single" w:color="C9D6D1" w:sz="1"/>
+              <w:bottom w:val="single" w:color="C9D6D1" w:sz="1"/>
+              <w:right w:val="single" w:color="C9D6D1" w:sz="1"/>
+            </w:tcBorders>
+            <w:shd w:fill="F2F5F4" w:val="clear"/>
+            <w:tcMar>
+              <w:top w:type="dxa" w:w="80"/>
+              <w:left w:type="dxa" w:w="120"/>
+              <w:bottom w:type="dxa" w:w="80"/>
+              <w:right w:type="dxa" w:w="120"/>
+            </w:tcMar>
+            <w:vAlign w:val="center"/>
+          </w:tcPr>
+          <w:p>
+            <w:pPr>
+              <w:spacing w:after="0" w:line="280"/>
+            </w:pPr>
+            <w:r>
+              <w:rPr>
+                <w:rFonts w:ascii="Malgun Gothic" w:cs="Malgun Gothic" w:eastAsia="Malgun Gothic" w:hAnsi="Malgun Gothic"/>
+                <w:b/>
+                <w:bCs/>
+                <w:sz w:val="18"/>
+                <w:szCs w:val="18"/>
+              </w:rPr>
+              <w:t xml:space="preserve">교수자 모드 비밀번호를 잊었습니다.</w:t>
+            </w:r>
+          </w:p>
+        </w:tc>
+        <w:tc>
+          <w:tcPr>
+            <w:tcW w:type="dxa" w:w="5626"/>
+            <w:tcBorders>
+              <w:top w:val="single" w:color="C9D6D1" w:sz="1"/>
+              <w:left w:val="single" w:color="C9D6D1" w:sz="1"/>
+              <w:bottom w:val="single" w:color="C9D6D1" w:sz="1"/>
+              <w:right w:val="single" w:color="C9D6D1" w:sz="1"/>
+            </w:tcBorders>
+            <w:shd w:fill="F2F5F4" w:val="clear"/>
+            <w:tcMar>
+              <w:top w:type="dxa" w:w="80"/>
+              <w:left w:type="dxa" w:w="120"/>
+              <w:bottom w:type="dxa" w:w="80"/>
+              <w:right w:type="dxa" w:w="120"/>
+            </w:tcMar>
+            <w:vAlign w:val="center"/>
+          </w:tcPr>
+          <w:p>
+            <w:pPr>
+              <w:spacing w:after="0" w:line="280"/>
+            </w:pPr>
+            <w:r>
+              <w:rPr>
+                <w:rFonts w:ascii="Malgun Gothic" w:cs="Malgun Gothic" w:eastAsia="Malgun Gothic" w:hAnsi="Malgun Gothic"/>
+                <w:b w:val="false"/>
+                <w:bCs w:val="false"/>
+                <w:sz w:val="18"/>
+                <w:szCs w:val="18"/>
+              </w:rPr>
+              <w:t xml:space="preserve">변경한 비밀번호를 잊으셨다면, 브라우저의 사이트 데이터를 삭제하면 초기 비밀번호로 되돌아갑니다. 단, 저장된 대화 이력과 API 키도 함께 삭제됩니다.</w:t>
+            </w:r>
+          </w:p>
+        </w:tc>
+      </w:tr>
+      <w:tr>
+        <w:tc>
+          <w:tcPr>
+            <w:tcW w:type="dxa" w:w="3400"/>
+            <w:tcBorders>
+              <w:top w:val="single" w:color="C9D6D1" w:sz="1"/>
+              <w:left w:val="single" w:color="C9D6D1" w:sz="1"/>
+              <w:bottom w:val="single" w:color="C9D6D1" w:sz="1"/>
+              <w:right w:val="single" w:color="C9D6D1" w:sz="1"/>
+            </w:tcBorders>
+            <w:shd w:fill="FFFFFF" w:val="clear"/>
+            <w:tcMar>
+              <w:top w:type="dxa" w:w="80"/>
+              <w:left w:type="dxa" w:w="120"/>
+              <w:bottom w:type="dxa" w:w="80"/>
+              <w:right w:type="dxa" w:w="120"/>
+            </w:tcMar>
+            <w:vAlign w:val="center"/>
+          </w:tcPr>
+          <w:p>
+            <w:pPr>
+              <w:spacing w:after="0" w:line="280"/>
+            </w:pPr>
+            <w:r>
+              <w:rPr>
+                <w:rFonts w:ascii="Malgun Gothic" w:cs="Malgun Gothic" w:eastAsia="Malgun Gothic" w:hAnsi="Malgun Gothic"/>
+                <w:b/>
+                <w:bCs/>
+                <w:sz w:val="18"/>
+                <w:szCs w:val="18"/>
+              </w:rPr>
+              <w:t xml:space="preserve">학생이 교수자 모드를 쓸 수 있나요?</w:t>
+            </w:r>
+          </w:p>
+        </w:tc>
+        <w:tc>
+          <w:tcPr>
+            <w:tcW w:type="dxa" w:w="5626"/>
+            <w:tcBorders>
+              <w:top w:val="single" w:color="C9D6D1" w:sz="1"/>
+              <w:left w:val="single" w:color="C9D6D1" w:sz="1"/>
+              <w:bottom w:val="single" w:color="C9D6D1" w:sz="1"/>
+              <w:right w:val="single" w:color="C9D6D1" w:sz="1"/>
+            </w:tcBorders>
+            <w:shd w:fill="FFFFFF" w:val="clear"/>
+            <w:tcMar>
+              <w:top w:type="dxa" w:w="80"/>
+              <w:left w:type="dxa" w:w="120"/>
+              <w:bottom w:type="dxa" w:w="80"/>
+              <w:right w:type="dxa" w:w="120"/>
+            </w:tcMar>
+            <w:vAlign w:val="center"/>
+          </w:tcPr>
+          <w:p>
+            <w:pPr>
+              <w:spacing w:after="0" w:line="280"/>
+            </w:pPr>
+            <w:r>
+              <w:rPr>
+                <w:rFonts w:ascii="Malgun Gothic" w:cs="Malgun Gothic" w:eastAsia="Malgun Gothic" w:hAnsi="Malgun Gothic"/>
+                <w:b w:val="false"/>
+                <w:bCs w:val="false"/>
+                <w:sz w:val="18"/>
+                <w:szCs w:val="18"/>
+              </w:rPr>
+              <w:t xml:space="preserve">비밀번호를 모르면 켤 수 없습니다. 다만 이 잠금은 클라이언트 측 통제이므로 기밀 보호 수단으로 신뢰하지 마십시오. 2.5절을 참고하십시오.</w:t>
             </w:r>
           </w:p>
         </w:tc>

--- a/AI-NI_ChatBot_사용매뉴얼.docx
+++ b/AI-NI_ChatBot_사용매뉴얼.docx
@@ -2031,7 +2031,7 @@
         <w:spacing w:after="200"/>
         <w:ind w:left="360"/>
       </w:pPr>
-      <w:hyperlink w:history="1" r:id="rIdhcvdmc-eg1cx3kbynls6v">
+      <w:hyperlink w:history="1" r:id="rIdoeq2oowv6_3iu6hfj9pey">
         <w:r>
           <w:rPr>
             <w:rStyle w:val="Hyperlink"/>
@@ -2110,7 +2110,7 @@
         <w:spacing w:after="200"/>
         <w:ind w:left="360"/>
       </w:pPr>
-      <w:hyperlink w:history="1" r:id="rIdcneg1cl0actg2vcd8lah6">
+      <w:hyperlink w:history="1" r:id="rIdgcxad_qzb2rrtydlqhwxx">
         <w:r>
           <w:rPr>
             <w:rStyle w:val="Hyperlink"/>
@@ -7571,7 +7571,7 @@
         <w:pageBreakBefore/>
       </w:pPr>
       <w:r>
-        <w:t xml:space="preserve">6. 학습자 모드와 교수자 모드</w:t>
+        <w:t xml:space="preserve">6. 연구 동향 대시보드</w:t>
       </w:r>
     </w:p>
     <w:p>
@@ -7579,7 +7579,2138 @@
         <w:pStyle w:val="Heading2"/>
       </w:pPr>
       <w:r>
-        <w:t xml:space="preserve">6.1 공통 사항</w:t>
+        <w:t xml:space="preserve">6.1 개요</w:t>
+      </w:r>
+    </w:p>
+    <w:p>
+      <w:pPr>
+        <w:spacing w:after="120" w:line="300"/>
+      </w:pPr>
+      <w:r>
+        <w:rPr>
+          <w:rFonts w:ascii="Malgun Gothic" w:cs="Malgun Gothic" w:eastAsia="Malgun Gothic" w:hAnsi="Malgun Gothic"/>
+          <w:sz w:val="20"/>
+          <w:szCs w:val="20"/>
+        </w:rPr>
+        <w:t xml:space="preserve">간호정보학 연구 동향을 자동으로 집계하여 그래프로 보여주는 화면입니다. 챗봇 좌측 사이드바의 연구 동향 대시보드 버튼으로 이동할 수 있습니다.</w:t>
+      </w:r>
+    </w:p>
+    <w:p>
+      <w:pPr>
+        <w:spacing w:after="120" w:line="300"/>
+      </w:pPr>
+      <w:r>
+        <w:rPr>
+          <w:rFonts w:ascii="Malgun Gothic" w:cs="Malgun Gothic" w:eastAsia="Malgun Gothic" w:hAnsi="Malgun Gothic"/>
+          <w:sz w:val="20"/>
+          <w:szCs w:val="20"/>
+        </w:rPr>
+        <w:t xml:space="preserve">브라우저가 외부 사이트를 직접 조회하는 방식(크롤링)은 보안 정책(CORS)에 막혀 동작하지 않습니다. 따라서 GitHub Actions가 서버 측에서 공개 API를 조회하여 결과를 저장소에 파일로 커밋하고, 대시보드는 그 파일만 읽습니다. 수집된 데이터가 저장소에 남으므로 어느 시점의 데이터로 무엇을 분석했는지 추적할 수 있습니다.</w:t>
+      </w:r>
+    </w:p>
+    <w:p>
+      <w:pPr>
+        <w:spacing w:after="80"/>
+      </w:pPr>
+      <w:r>
+        <w:rPr>
+          <w:sz w:val="12"/>
+          <w:szCs w:val="12"/>
+        </w:rPr>
+        <w:t xml:space="preserve"/>
+      </w:r>
+    </w:p>
+    <w:tbl>
+      <w:tblPr>
+        <w:tblW w:type="dxa" w:w="9026"/>
+        <w:tblBorders>
+          <w:top w:val="single" w:color="auto" w:sz="4"/>
+          <w:left w:val="single" w:color="auto" w:sz="4"/>
+          <w:bottom w:val="single" w:color="auto" w:sz="4"/>
+          <w:right w:val="single" w:color="auto" w:sz="4"/>
+          <w:insideH w:val="single" w:color="auto" w:sz="4"/>
+          <w:insideV w:val="single" w:color="auto" w:sz="4"/>
+        </w:tblBorders>
+      </w:tblPr>
+      <w:tblGrid>
+        <w:gridCol w:w="2400"/>
+        <w:gridCol w:w="6626"/>
+      </w:tblGrid>
+      <w:tr>
+        <w:trPr>
+          <w:tblHeader/>
+        </w:trPr>
+        <w:tc>
+          <w:tcPr>
+            <w:tcW w:type="dxa" w:w="2400"/>
+            <w:tcBorders>
+              <w:top w:val="single" w:color="C9D6D1" w:sz="1"/>
+              <w:left w:val="single" w:color="C9D6D1" w:sz="1"/>
+              <w:bottom w:val="single" w:color="C9D6D1" w:sz="1"/>
+              <w:right w:val="single" w:color="C9D6D1" w:sz="1"/>
+            </w:tcBorders>
+            <w:shd w:fill="E3F1EC" w:val="clear"/>
+            <w:tcMar>
+              <w:top w:type="dxa" w:w="80"/>
+              <w:left w:type="dxa" w:w="120"/>
+              <w:bottom w:type="dxa" w:w="80"/>
+              <w:right w:type="dxa" w:w="120"/>
+            </w:tcMar>
+            <w:vAlign w:val="center"/>
+          </w:tcPr>
+          <w:p>
+            <w:pPr>
+              <w:spacing w:after="0" w:line="280"/>
+              <w:jc w:val="center"/>
+            </w:pPr>
+            <w:r>
+              <w:rPr>
+                <w:rFonts w:ascii="Malgun Gothic" w:cs="Malgun Gothic" w:eastAsia="Malgun Gothic" w:hAnsi="Malgun Gothic"/>
+                <w:b/>
+                <w:bCs/>
+                <w:sz w:val="18"/>
+                <w:szCs w:val="18"/>
+              </w:rPr>
+              <w:t xml:space="preserve">항목</w:t>
+            </w:r>
+          </w:p>
+        </w:tc>
+        <w:tc>
+          <w:tcPr>
+            <w:tcW w:type="dxa" w:w="6626"/>
+            <w:tcBorders>
+              <w:top w:val="single" w:color="C9D6D1" w:sz="1"/>
+              <w:left w:val="single" w:color="C9D6D1" w:sz="1"/>
+              <w:bottom w:val="single" w:color="C9D6D1" w:sz="1"/>
+              <w:right w:val="single" w:color="C9D6D1" w:sz="1"/>
+            </w:tcBorders>
+            <w:shd w:fill="E3F1EC" w:val="clear"/>
+            <w:tcMar>
+              <w:top w:type="dxa" w:w="80"/>
+              <w:left w:type="dxa" w:w="120"/>
+              <w:bottom w:type="dxa" w:w="80"/>
+              <w:right w:type="dxa" w:w="120"/>
+            </w:tcMar>
+            <w:vAlign w:val="center"/>
+          </w:tcPr>
+          <w:p>
+            <w:pPr>
+              <w:spacing w:after="0" w:line="280"/>
+              <w:jc w:val="center"/>
+            </w:pPr>
+            <w:r>
+              <w:rPr>
+                <w:rFonts w:ascii="Malgun Gothic" w:cs="Malgun Gothic" w:eastAsia="Malgun Gothic" w:hAnsi="Malgun Gothic"/>
+                <w:b/>
+                <w:bCs/>
+                <w:sz w:val="18"/>
+                <w:szCs w:val="18"/>
+              </w:rPr>
+              <w:t xml:space="preserve">내용</w:t>
+            </w:r>
+          </w:p>
+        </w:tc>
+      </w:tr>
+      <w:tr>
+        <w:tc>
+          <w:tcPr>
+            <w:tcW w:type="dxa" w:w="2400"/>
+            <w:tcBorders>
+              <w:top w:val="single" w:color="C9D6D1" w:sz="1"/>
+              <w:left w:val="single" w:color="C9D6D1" w:sz="1"/>
+              <w:bottom w:val="single" w:color="C9D6D1" w:sz="1"/>
+              <w:right w:val="single" w:color="C9D6D1" w:sz="1"/>
+            </w:tcBorders>
+            <w:shd w:fill="FFFFFF" w:val="clear"/>
+            <w:tcMar>
+              <w:top w:type="dxa" w:w="80"/>
+              <w:left w:type="dxa" w:w="120"/>
+              <w:bottom w:type="dxa" w:w="80"/>
+              <w:right w:type="dxa" w:w="120"/>
+            </w:tcMar>
+            <w:vAlign w:val="center"/>
+          </w:tcPr>
+          <w:p>
+            <w:pPr>
+              <w:spacing w:after="0" w:line="280"/>
+            </w:pPr>
+            <w:r>
+              <w:rPr>
+                <w:rFonts w:ascii="Malgun Gothic" w:cs="Malgun Gothic" w:eastAsia="Malgun Gothic" w:hAnsi="Malgun Gothic"/>
+                <w:b/>
+                <w:bCs/>
+                <w:sz w:val="18"/>
+                <w:szCs w:val="18"/>
+              </w:rPr>
+              <w:t xml:space="preserve">데이터 출처</w:t>
+            </w:r>
+          </w:p>
+        </w:tc>
+        <w:tc>
+          <w:tcPr>
+            <w:tcW w:type="dxa" w:w="6626"/>
+            <w:tcBorders>
+              <w:top w:val="single" w:color="C9D6D1" w:sz="1"/>
+              <w:left w:val="single" w:color="C9D6D1" w:sz="1"/>
+              <w:bottom w:val="single" w:color="C9D6D1" w:sz="1"/>
+              <w:right w:val="single" w:color="C9D6D1" w:sz="1"/>
+            </w:tcBorders>
+            <w:shd w:fill="FFFFFF" w:val="clear"/>
+            <w:tcMar>
+              <w:top w:type="dxa" w:w="80"/>
+              <w:left w:type="dxa" w:w="120"/>
+              <w:bottom w:type="dxa" w:w="80"/>
+              <w:right w:type="dxa" w:w="120"/>
+            </w:tcMar>
+            <w:vAlign w:val="center"/>
+          </w:tcPr>
+          <w:p>
+            <w:pPr>
+              <w:spacing w:after="0" w:line="280"/>
+            </w:pPr>
+            <w:r>
+              <w:rPr>
+                <w:rFonts w:ascii="Malgun Gothic" w:cs="Malgun Gothic" w:eastAsia="Malgun Gothic" w:hAnsi="Malgun Gothic"/>
+                <w:b w:val="false"/>
+                <w:bCs w:val="false"/>
+                <w:sz w:val="18"/>
+                <w:szCs w:val="18"/>
+              </w:rPr>
+              <w:t xml:space="preserve">PubMed E-utilities(미국 국립의학도서관), ClinicalTrials.gov API v2. </w:t>
+            </w:r>
+            <w:r>
+              <w:rPr>
+                <w:rFonts w:ascii="Malgun Gothic" w:cs="Malgun Gothic" w:eastAsia="Malgun Gothic" w:hAnsi="Malgun Gothic"/>
+                <w:b/>
+                <w:bCs/>
+                <w:sz w:val="18"/>
+                <w:szCs w:val="18"/>
+              </w:rPr>
+              <w:t xml:space="preserve">둘 다 인증키가 필요 없습니다.</w:t>
+            </w:r>
+          </w:p>
+        </w:tc>
+      </w:tr>
+      <w:tr>
+        <w:tc>
+          <w:tcPr>
+            <w:tcW w:type="dxa" w:w="2400"/>
+            <w:tcBorders>
+              <w:top w:val="single" w:color="C9D6D1" w:sz="1"/>
+              <w:left w:val="single" w:color="C9D6D1" w:sz="1"/>
+              <w:bottom w:val="single" w:color="C9D6D1" w:sz="1"/>
+              <w:right w:val="single" w:color="C9D6D1" w:sz="1"/>
+            </w:tcBorders>
+            <w:shd w:fill="F2F5F4" w:val="clear"/>
+            <w:tcMar>
+              <w:top w:type="dxa" w:w="80"/>
+              <w:left w:type="dxa" w:w="120"/>
+              <w:bottom w:type="dxa" w:w="80"/>
+              <w:right w:type="dxa" w:w="120"/>
+            </w:tcMar>
+            <w:vAlign w:val="center"/>
+          </w:tcPr>
+          <w:p>
+            <w:pPr>
+              <w:spacing w:after="0" w:line="280"/>
+            </w:pPr>
+            <w:r>
+              <w:rPr>
+                <w:rFonts w:ascii="Malgun Gothic" w:cs="Malgun Gothic" w:eastAsia="Malgun Gothic" w:hAnsi="Malgun Gothic"/>
+                <w:b/>
+                <w:bCs/>
+                <w:sz w:val="18"/>
+                <w:szCs w:val="18"/>
+              </w:rPr>
+              <w:t xml:space="preserve">갱신 주기</w:t>
+            </w:r>
+          </w:p>
+        </w:tc>
+        <w:tc>
+          <w:tcPr>
+            <w:tcW w:type="dxa" w:w="6626"/>
+            <w:tcBorders>
+              <w:top w:val="single" w:color="C9D6D1" w:sz="1"/>
+              <w:left w:val="single" w:color="C9D6D1" w:sz="1"/>
+              <w:bottom w:val="single" w:color="C9D6D1" w:sz="1"/>
+              <w:right w:val="single" w:color="C9D6D1" w:sz="1"/>
+            </w:tcBorders>
+            <w:shd w:fill="F2F5F4" w:val="clear"/>
+            <w:tcMar>
+              <w:top w:type="dxa" w:w="80"/>
+              <w:left w:type="dxa" w:w="120"/>
+              <w:bottom w:type="dxa" w:w="80"/>
+              <w:right w:type="dxa" w:w="120"/>
+            </w:tcMar>
+            <w:vAlign w:val="center"/>
+          </w:tcPr>
+          <w:p>
+            <w:pPr>
+              <w:spacing w:after="0" w:line="280"/>
+            </w:pPr>
+            <w:r>
+              <w:rPr>
+                <w:rFonts w:ascii="Malgun Gothic" w:cs="Malgun Gothic" w:eastAsia="Malgun Gothic" w:hAnsi="Malgun Gothic"/>
+                <w:b w:val="false"/>
+                <w:bCs w:val="false"/>
+                <w:sz w:val="18"/>
+                <w:szCs w:val="18"/>
+              </w:rPr>
+              <w:t xml:space="preserve">매일 06:00(한국시간) 자동 갱신. 필요 시 수동 갱신도 가능합니다(6.4 참조).</w:t>
+            </w:r>
+          </w:p>
+        </w:tc>
+      </w:tr>
+      <w:tr>
+        <w:tc>
+          <w:tcPr>
+            <w:tcW w:type="dxa" w:w="2400"/>
+            <w:tcBorders>
+              <w:top w:val="single" w:color="C9D6D1" w:sz="1"/>
+              <w:left w:val="single" w:color="C9D6D1" w:sz="1"/>
+              <w:bottom w:val="single" w:color="C9D6D1" w:sz="1"/>
+              <w:right w:val="single" w:color="C9D6D1" w:sz="1"/>
+            </w:tcBorders>
+            <w:shd w:fill="FFFFFF" w:val="clear"/>
+            <w:tcMar>
+              <w:top w:type="dxa" w:w="80"/>
+              <w:left w:type="dxa" w:w="120"/>
+              <w:bottom w:type="dxa" w:w="80"/>
+              <w:right w:type="dxa" w:w="120"/>
+            </w:tcMar>
+            <w:vAlign w:val="center"/>
+          </w:tcPr>
+          <w:p>
+            <w:pPr>
+              <w:spacing w:after="0" w:line="280"/>
+            </w:pPr>
+            <w:r>
+              <w:rPr>
+                <w:rFonts w:ascii="Malgun Gothic" w:cs="Malgun Gothic" w:eastAsia="Malgun Gothic" w:hAnsi="Malgun Gothic"/>
+                <w:b/>
+                <w:bCs/>
+                <w:sz w:val="18"/>
+                <w:szCs w:val="18"/>
+              </w:rPr>
+              <w:t xml:space="preserve">분석 방식</w:t>
+            </w:r>
+          </w:p>
+        </w:tc>
+        <w:tc>
+          <w:tcPr>
+            <w:tcW w:type="dxa" w:w="6626"/>
+            <w:tcBorders>
+              <w:top w:val="single" w:color="C9D6D1" w:sz="1"/>
+              <w:left w:val="single" w:color="C9D6D1" w:sz="1"/>
+              <w:bottom w:val="single" w:color="C9D6D1" w:sz="1"/>
+              <w:right w:val="single" w:color="C9D6D1" w:sz="1"/>
+            </w:tcBorders>
+            <w:shd w:fill="FFFFFF" w:val="clear"/>
+            <w:tcMar>
+              <w:top w:type="dxa" w:w="80"/>
+              <w:left w:type="dxa" w:w="120"/>
+              <w:bottom w:type="dxa" w:w="80"/>
+              <w:right w:type="dxa" w:w="120"/>
+            </w:tcMar>
+            <w:vAlign w:val="center"/>
+          </w:tcPr>
+          <w:p>
+            <w:pPr>
+              <w:spacing w:after="0" w:line="280"/>
+            </w:pPr>
+            <w:r>
+              <w:rPr>
+                <w:rFonts w:ascii="Malgun Gothic" w:cs="Malgun Gothic" w:eastAsia="Malgun Gothic" w:hAnsi="Malgun Gothic"/>
+                <w:b w:val="false"/>
+                <w:bCs w:val="false"/>
+                <w:sz w:val="18"/>
+                <w:szCs w:val="18"/>
+              </w:rPr>
+              <w:t xml:space="preserve">증감률·연평균 성장률은 수집된 건수에 대한 산술 계산입니다. </w:t>
+            </w:r>
+            <w:r>
+              <w:rPr>
+                <w:rFonts w:ascii="Malgun Gothic" w:cs="Malgun Gothic" w:eastAsia="Malgun Gothic" w:hAnsi="Malgun Gothic"/>
+                <w:b/>
+                <w:bCs/>
+                <w:sz w:val="18"/>
+                <w:szCs w:val="18"/>
+              </w:rPr>
+              <w:t xml:space="preserve">언어모델 추론을 쓰지 않습니다.</w:t>
+            </w:r>
+          </w:p>
+        </w:tc>
+      </w:tr>
+      <w:tr>
+        <w:tc>
+          <w:tcPr>
+            <w:tcW w:type="dxa" w:w="2400"/>
+            <w:tcBorders>
+              <w:top w:val="single" w:color="C9D6D1" w:sz="1"/>
+              <w:left w:val="single" w:color="C9D6D1" w:sz="1"/>
+              <w:bottom w:val="single" w:color="C9D6D1" w:sz="1"/>
+              <w:right w:val="single" w:color="C9D6D1" w:sz="1"/>
+            </w:tcBorders>
+            <w:shd w:fill="F2F5F4" w:val="clear"/>
+            <w:tcMar>
+              <w:top w:type="dxa" w:w="80"/>
+              <w:left w:type="dxa" w:w="120"/>
+              <w:bottom w:type="dxa" w:w="80"/>
+              <w:right w:type="dxa" w:w="120"/>
+            </w:tcMar>
+            <w:vAlign w:val="center"/>
+          </w:tcPr>
+          <w:p>
+            <w:pPr>
+              <w:spacing w:after="0" w:line="280"/>
+            </w:pPr>
+            <w:r>
+              <w:rPr>
+                <w:rFonts w:ascii="Malgun Gothic" w:cs="Malgun Gothic" w:eastAsia="Malgun Gothic" w:hAnsi="Malgun Gothic"/>
+                <w:b/>
+                <w:bCs/>
+                <w:sz w:val="18"/>
+                <w:szCs w:val="18"/>
+              </w:rPr>
+              <w:t xml:space="preserve">차트</w:t>
+            </w:r>
+          </w:p>
+        </w:tc>
+        <w:tc>
+          <w:tcPr>
+            <w:tcW w:type="dxa" w:w="6626"/>
+            <w:tcBorders>
+              <w:top w:val="single" w:color="C9D6D1" w:sz="1"/>
+              <w:left w:val="single" w:color="C9D6D1" w:sz="1"/>
+              <w:bottom w:val="single" w:color="C9D6D1" w:sz="1"/>
+              <w:right w:val="single" w:color="C9D6D1" w:sz="1"/>
+            </w:tcBorders>
+            <w:shd w:fill="F2F5F4" w:val="clear"/>
+            <w:tcMar>
+              <w:top w:type="dxa" w:w="80"/>
+              <w:left w:type="dxa" w:w="120"/>
+              <w:bottom w:type="dxa" w:w="80"/>
+              <w:right w:type="dxa" w:w="120"/>
+            </w:tcMar>
+            <w:vAlign w:val="center"/>
+          </w:tcPr>
+          <w:p>
+            <w:pPr>
+              <w:spacing w:after="0" w:line="280"/>
+            </w:pPr>
+            <w:r>
+              <w:rPr>
+                <w:rFonts w:ascii="Malgun Gothic" w:cs="Malgun Gothic" w:eastAsia="Malgun Gothic" w:hAnsi="Malgun Gothic"/>
+                <w:b w:val="false"/>
+                <w:bCs w:val="false"/>
+                <w:sz w:val="18"/>
+                <w:szCs w:val="18"/>
+              </w:rPr>
+              <w:t xml:space="preserve">외부 라이브러리 없이 SVG로 직접 그립니다. 모든 그래프에 원자료 표가 함께 제공됩니다.</w:t>
+            </w:r>
+          </w:p>
+        </w:tc>
+      </w:tr>
+      <w:tr>
+        <w:tc>
+          <w:tcPr>
+            <w:tcW w:type="dxa" w:w="2400"/>
+            <w:tcBorders>
+              <w:top w:val="single" w:color="C9D6D1" w:sz="1"/>
+              <w:left w:val="single" w:color="C9D6D1" w:sz="1"/>
+              <w:bottom w:val="single" w:color="C9D6D1" w:sz="1"/>
+              <w:right w:val="single" w:color="C9D6D1" w:sz="1"/>
+            </w:tcBorders>
+            <w:shd w:fill="FFFFFF" w:val="clear"/>
+            <w:tcMar>
+              <w:top w:type="dxa" w:w="80"/>
+              <w:left w:type="dxa" w:w="120"/>
+              <w:bottom w:type="dxa" w:w="80"/>
+              <w:right w:type="dxa" w:w="120"/>
+            </w:tcMar>
+            <w:vAlign w:val="center"/>
+          </w:tcPr>
+          <w:p>
+            <w:pPr>
+              <w:spacing w:after="0" w:line="280"/>
+            </w:pPr>
+            <w:r>
+              <w:rPr>
+                <w:rFonts w:ascii="Malgun Gothic" w:cs="Malgun Gothic" w:eastAsia="Malgun Gothic" w:hAnsi="Malgun Gothic"/>
+                <w:b/>
+                <w:bCs/>
+                <w:sz w:val="18"/>
+                <w:szCs w:val="18"/>
+              </w:rPr>
+              <w:t xml:space="preserve">국내 통계</w:t>
+            </w:r>
+          </w:p>
+        </w:tc>
+        <w:tc>
+          <w:tcPr>
+            <w:tcW w:type="dxa" w:w="6626"/>
+            <w:tcBorders>
+              <w:top w:val="single" w:color="C9D6D1" w:sz="1"/>
+              <w:left w:val="single" w:color="C9D6D1" w:sz="1"/>
+              <w:bottom w:val="single" w:color="C9D6D1" w:sz="1"/>
+              <w:right w:val="single" w:color="C9D6D1" w:sz="1"/>
+            </w:tcBorders>
+            <w:shd w:fill="FFFFFF" w:val="clear"/>
+            <w:tcMar>
+              <w:top w:type="dxa" w:w="80"/>
+              <w:left w:type="dxa" w:w="120"/>
+              <w:bottom w:type="dxa" w:w="80"/>
+              <w:right w:type="dxa" w:w="120"/>
+            </w:tcMar>
+            <w:vAlign w:val="center"/>
+          </w:tcPr>
+          <w:p>
+            <w:pPr>
+              <w:spacing w:after="0" w:line="280"/>
+            </w:pPr>
+            <w:r>
+              <w:rPr>
+                <w:rFonts w:ascii="Malgun Gothic" w:cs="Malgun Gothic" w:eastAsia="Malgun Gothic" w:hAnsi="Malgun Gothic"/>
+                <w:b w:val="false"/>
+                <w:bCs w:val="false"/>
+                <w:sz w:val="18"/>
+                <w:szCs w:val="18"/>
+              </w:rPr>
+              <w:t xml:space="preserve">KOSIS·공공데이터포털(질병관리청, 심평원, 식약처)은 인증키가 필요하여 현재 포함되어 있지 않습니다.</w:t>
+            </w:r>
+          </w:p>
+        </w:tc>
+      </w:tr>
+    </w:tbl>
+    <w:p>
+      <w:pPr>
+        <w:pStyle w:val="Heading2"/>
+      </w:pPr>
+      <w:r>
+        <w:t xml:space="preserve">6.2 화면 구성</w:t>
+      </w:r>
+    </w:p>
+    <w:tbl>
+      <w:tblPr>
+        <w:tblW w:type="dxa" w:w="9026"/>
+        <w:tblBorders>
+          <w:top w:val="single" w:color="auto" w:sz="4"/>
+          <w:left w:val="single" w:color="auto" w:sz="4"/>
+          <w:bottom w:val="single" w:color="auto" w:sz="4"/>
+          <w:right w:val="single" w:color="auto" w:sz="4"/>
+          <w:insideH w:val="single" w:color="auto" w:sz="4"/>
+          <w:insideV w:val="single" w:color="auto" w:sz="4"/>
+        </w:tblBorders>
+      </w:tblPr>
+      <w:tblGrid>
+        <w:gridCol w:w="2600"/>
+        <w:gridCol w:w="6426"/>
+      </w:tblGrid>
+      <w:tr>
+        <w:trPr>
+          <w:tblHeader/>
+        </w:trPr>
+        <w:tc>
+          <w:tcPr>
+            <w:tcW w:type="dxa" w:w="2600"/>
+            <w:tcBorders>
+              <w:top w:val="single" w:color="C9D6D1" w:sz="1"/>
+              <w:left w:val="single" w:color="C9D6D1" w:sz="1"/>
+              <w:bottom w:val="single" w:color="C9D6D1" w:sz="1"/>
+              <w:right w:val="single" w:color="C9D6D1" w:sz="1"/>
+            </w:tcBorders>
+            <w:shd w:fill="E3F1EC" w:val="clear"/>
+            <w:tcMar>
+              <w:top w:type="dxa" w:w="80"/>
+              <w:left w:type="dxa" w:w="120"/>
+              <w:bottom w:type="dxa" w:w="80"/>
+              <w:right w:type="dxa" w:w="120"/>
+            </w:tcMar>
+            <w:vAlign w:val="center"/>
+          </w:tcPr>
+          <w:p>
+            <w:pPr>
+              <w:spacing w:after="0" w:line="280"/>
+              <w:jc w:val="center"/>
+            </w:pPr>
+            <w:r>
+              <w:rPr>
+                <w:rFonts w:ascii="Malgun Gothic" w:cs="Malgun Gothic" w:eastAsia="Malgun Gothic" w:hAnsi="Malgun Gothic"/>
+                <w:b/>
+                <w:bCs/>
+                <w:sz w:val="18"/>
+                <w:szCs w:val="18"/>
+              </w:rPr>
+              <w:t xml:space="preserve">패널</w:t>
+            </w:r>
+          </w:p>
+        </w:tc>
+        <w:tc>
+          <w:tcPr>
+            <w:tcW w:type="dxa" w:w="6426"/>
+            <w:tcBorders>
+              <w:top w:val="single" w:color="C9D6D1" w:sz="1"/>
+              <w:left w:val="single" w:color="C9D6D1" w:sz="1"/>
+              <w:bottom w:val="single" w:color="C9D6D1" w:sz="1"/>
+              <w:right w:val="single" w:color="C9D6D1" w:sz="1"/>
+            </w:tcBorders>
+            <w:shd w:fill="E3F1EC" w:val="clear"/>
+            <w:tcMar>
+              <w:top w:type="dxa" w:w="80"/>
+              <w:left w:type="dxa" w:w="120"/>
+              <w:bottom w:type="dxa" w:w="80"/>
+              <w:right w:type="dxa" w:w="120"/>
+            </w:tcMar>
+            <w:vAlign w:val="center"/>
+          </w:tcPr>
+          <w:p>
+            <w:pPr>
+              <w:spacing w:after="0" w:line="280"/>
+              <w:jc w:val="center"/>
+            </w:pPr>
+            <w:r>
+              <w:rPr>
+                <w:rFonts w:ascii="Malgun Gothic" w:cs="Malgun Gothic" w:eastAsia="Malgun Gothic" w:hAnsi="Malgun Gothic"/>
+                <w:b/>
+                <w:bCs/>
+                <w:sz w:val="18"/>
+                <w:szCs w:val="18"/>
+              </w:rPr>
+              <w:t xml:space="preserve">내용</w:t>
+            </w:r>
+          </w:p>
+        </w:tc>
+      </w:tr>
+      <w:tr>
+        <w:tc>
+          <w:tcPr>
+            <w:tcW w:type="dxa" w:w="2600"/>
+            <w:tcBorders>
+              <w:top w:val="single" w:color="C9D6D1" w:sz="1"/>
+              <w:left w:val="single" w:color="C9D6D1" w:sz="1"/>
+              <w:bottom w:val="single" w:color="C9D6D1" w:sz="1"/>
+              <w:right w:val="single" w:color="C9D6D1" w:sz="1"/>
+            </w:tcBorders>
+            <w:shd w:fill="FFFFFF" w:val="clear"/>
+            <w:tcMar>
+              <w:top w:type="dxa" w:w="80"/>
+              <w:left w:type="dxa" w:w="120"/>
+              <w:bottom w:type="dxa" w:w="80"/>
+              <w:right w:type="dxa" w:w="120"/>
+            </w:tcMar>
+            <w:vAlign w:val="center"/>
+          </w:tcPr>
+          <w:p>
+            <w:pPr>
+              <w:spacing w:after="0" w:line="280"/>
+            </w:pPr>
+            <w:r>
+              <w:rPr>
+                <w:rFonts w:ascii="Malgun Gothic" w:cs="Malgun Gothic" w:eastAsia="Malgun Gothic" w:hAnsi="Malgun Gothic"/>
+                <w:b/>
+                <w:bCs/>
+                <w:sz w:val="18"/>
+                <w:szCs w:val="18"/>
+              </w:rPr>
+              <w:t xml:space="preserve">요약 지표</w:t>
+            </w:r>
+          </w:p>
+        </w:tc>
+        <w:tc>
+          <w:tcPr>
+            <w:tcW w:type="dxa" w:w="6426"/>
+            <w:tcBorders>
+              <w:top w:val="single" w:color="C9D6D1" w:sz="1"/>
+              <w:left w:val="single" w:color="C9D6D1" w:sz="1"/>
+              <w:bottom w:val="single" w:color="C9D6D1" w:sz="1"/>
+              <w:right w:val="single" w:color="C9D6D1" w:sz="1"/>
+            </w:tcBorders>
+            <w:shd w:fill="FFFFFF" w:val="clear"/>
+            <w:tcMar>
+              <w:top w:type="dxa" w:w="80"/>
+              <w:left w:type="dxa" w:w="120"/>
+              <w:bottom w:type="dxa" w:w="80"/>
+              <w:right w:type="dxa" w:w="120"/>
+            </w:tcMar>
+            <w:vAlign w:val="center"/>
+          </w:tcPr>
+          <w:p>
+            <w:pPr>
+              <w:spacing w:after="0" w:line="280"/>
+            </w:pPr>
+            <w:r>
+              <w:rPr>
+                <w:rFonts w:ascii="Malgun Gothic" w:cs="Malgun Gothic" w:eastAsia="Malgun Gothic" w:hAnsi="Malgun Gothic"/>
+                <w:b w:val="false"/>
+                <w:bCs w:val="false"/>
+                <w:sz w:val="18"/>
+                <w:szCs w:val="18"/>
+              </w:rPr>
+              <w:t xml:space="preserve">최근 완결연도 발행 건수, 5년 증감률과 연평균 성장률, 연구량 최다 주제, 최고 성장 주제, 임상시험 누적 등록 수</w:t>
+            </w:r>
+          </w:p>
+        </w:tc>
+      </w:tr>
+      <w:tr>
+        <w:tc>
+          <w:tcPr>
+            <w:tcW w:type="dxa" w:w="2600"/>
+            <w:tcBorders>
+              <w:top w:val="single" w:color="C9D6D1" w:sz="1"/>
+              <w:left w:val="single" w:color="C9D6D1" w:sz="1"/>
+              <w:bottom w:val="single" w:color="C9D6D1" w:sz="1"/>
+              <w:right w:val="single" w:color="C9D6D1" w:sz="1"/>
+            </w:tcBorders>
+            <w:shd w:fill="F2F5F4" w:val="clear"/>
+            <w:tcMar>
+              <w:top w:type="dxa" w:w="80"/>
+              <w:left w:type="dxa" w:w="120"/>
+              <w:bottom w:type="dxa" w:w="80"/>
+              <w:right w:type="dxa" w:w="120"/>
+            </w:tcMar>
+            <w:vAlign w:val="center"/>
+          </w:tcPr>
+          <w:p>
+            <w:pPr>
+              <w:spacing w:after="0" w:line="280"/>
+            </w:pPr>
+            <w:r>
+              <w:rPr>
+                <w:rFonts w:ascii="Malgun Gothic" w:cs="Malgun Gothic" w:eastAsia="Malgun Gothic" w:hAnsi="Malgun Gothic"/>
+                <w:b/>
+                <w:bCs/>
+                <w:sz w:val="18"/>
+                <w:szCs w:val="18"/>
+              </w:rPr>
+              <w:t xml:space="preserve">간호정보학 연간 발행 추이</w:t>
+            </w:r>
+          </w:p>
+        </w:tc>
+        <w:tc>
+          <w:tcPr>
+            <w:tcW w:type="dxa" w:w="6426"/>
+            <w:tcBorders>
+              <w:top w:val="single" w:color="C9D6D1" w:sz="1"/>
+              <w:left w:val="single" w:color="C9D6D1" w:sz="1"/>
+              <w:bottom w:val="single" w:color="C9D6D1" w:sz="1"/>
+              <w:right w:val="single" w:color="C9D6D1" w:sz="1"/>
+            </w:tcBorders>
+            <w:shd w:fill="F2F5F4" w:val="clear"/>
+            <w:tcMar>
+              <w:top w:type="dxa" w:w="80"/>
+              <w:left w:type="dxa" w:w="120"/>
+              <w:bottom w:type="dxa" w:w="80"/>
+              <w:right w:type="dxa" w:w="120"/>
+            </w:tcMar>
+            <w:vAlign w:val="center"/>
+          </w:tcPr>
+          <w:p>
+            <w:pPr>
+              <w:spacing w:after="0" w:line="280"/>
+            </w:pPr>
+            <w:r>
+              <w:rPr>
+                <w:rFonts w:ascii="Malgun Gothic" w:cs="Malgun Gothic" w:eastAsia="Malgun Gothic" w:hAnsi="Malgun Gothic"/>
+                <w:b w:val="false"/>
+                <w:bCs w:val="false"/>
+                <w:sz w:val="18"/>
+                <w:szCs w:val="18"/>
+              </w:rPr>
+              <w:t xml:space="preserve">PubMed 기준 연도별 논문 건수. 진행 중인 연도는 점선으로 표시하고 추세 계산에서 제외합니다.</w:t>
+            </w:r>
+          </w:p>
+        </w:tc>
+      </w:tr>
+      <w:tr>
+        <w:tc>
+          <w:tcPr>
+            <w:tcW w:type="dxa" w:w="2600"/>
+            <w:tcBorders>
+              <w:top w:val="single" w:color="C9D6D1" w:sz="1"/>
+              <w:left w:val="single" w:color="C9D6D1" w:sz="1"/>
+              <w:bottom w:val="single" w:color="C9D6D1" w:sz="1"/>
+              <w:right w:val="single" w:color="C9D6D1" w:sz="1"/>
+            </w:tcBorders>
+            <w:shd w:fill="FFFFFF" w:val="clear"/>
+            <w:tcMar>
+              <w:top w:type="dxa" w:w="80"/>
+              <w:left w:type="dxa" w:w="120"/>
+              <w:bottom w:type="dxa" w:w="80"/>
+              <w:right w:type="dxa" w:w="120"/>
+            </w:tcMar>
+            <w:vAlign w:val="center"/>
+          </w:tcPr>
+          <w:p>
+            <w:pPr>
+              <w:spacing w:after="0" w:line="280"/>
+            </w:pPr>
+            <w:r>
+              <w:rPr>
+                <w:rFonts w:ascii="Malgun Gothic" w:cs="Malgun Gothic" w:eastAsia="Malgun Gothic" w:hAnsi="Malgun Gothic"/>
+                <w:b/>
+                <w:bCs/>
+                <w:sz w:val="18"/>
+                <w:szCs w:val="18"/>
+              </w:rPr>
+              <w:t xml:space="preserve">주제별 연구량과 5년 증감</w:t>
+            </w:r>
+          </w:p>
+        </w:tc>
+        <w:tc>
+          <w:tcPr>
+            <w:tcW w:type="dxa" w:w="6426"/>
+            <w:tcBorders>
+              <w:top w:val="single" w:color="C9D6D1" w:sz="1"/>
+              <w:left w:val="single" w:color="C9D6D1" w:sz="1"/>
+              <w:bottom w:val="single" w:color="C9D6D1" w:sz="1"/>
+              <w:right w:val="single" w:color="C9D6D1" w:sz="1"/>
+            </w:tcBorders>
+            <w:shd w:fill="FFFFFF" w:val="clear"/>
+            <w:tcMar>
+              <w:top w:type="dxa" w:w="80"/>
+              <w:left w:type="dxa" w:w="120"/>
+              <w:bottom w:type="dxa" w:w="80"/>
+              <w:right w:type="dxa" w:w="120"/>
+            </w:tcMar>
+            <w:vAlign w:val="center"/>
+          </w:tcPr>
+          <w:p>
+            <w:pPr>
+              <w:spacing w:after="0" w:line="280"/>
+            </w:pPr>
+            <w:r>
+              <w:rPr>
+                <w:rFonts w:ascii="Malgun Gothic" w:cs="Malgun Gothic" w:eastAsia="Malgun Gothic" w:hAnsi="Malgun Gothic"/>
+                <w:b w:val="false"/>
+                <w:bCs w:val="false"/>
+                <w:sz w:val="18"/>
+                <w:szCs w:val="18"/>
+              </w:rPr>
+              <w:t xml:space="preserve">교과목 세부 영역별 연구 규모와 증감률. 비교 시점 건수가 0인 주제는 신규로 표기합니다.</w:t>
+            </w:r>
+          </w:p>
+        </w:tc>
+      </w:tr>
+      <w:tr>
+        <w:tc>
+          <w:tcPr>
+            <w:tcW w:type="dxa" w:w="2600"/>
+            <w:tcBorders>
+              <w:top w:val="single" w:color="C9D6D1" w:sz="1"/>
+              <w:left w:val="single" w:color="C9D6D1" w:sz="1"/>
+              <w:bottom w:val="single" w:color="C9D6D1" w:sz="1"/>
+              <w:right w:val="single" w:color="C9D6D1" w:sz="1"/>
+            </w:tcBorders>
+            <w:shd w:fill="F2F5F4" w:val="clear"/>
+            <w:tcMar>
+              <w:top w:type="dxa" w:w="80"/>
+              <w:left w:type="dxa" w:w="120"/>
+              <w:bottom w:type="dxa" w:w="80"/>
+              <w:right w:type="dxa" w:w="120"/>
+            </w:tcMar>
+            <w:vAlign w:val="center"/>
+          </w:tcPr>
+          <w:p>
+            <w:pPr>
+              <w:spacing w:after="0" w:line="280"/>
+            </w:pPr>
+            <w:r>
+              <w:rPr>
+                <w:rFonts w:ascii="Malgun Gothic" w:cs="Malgun Gothic" w:eastAsia="Malgun Gothic" w:hAnsi="Malgun Gothic"/>
+                <w:b/>
+                <w:bCs/>
+                <w:sz w:val="18"/>
+                <w:szCs w:val="18"/>
+              </w:rPr>
+              <w:t xml:space="preserve">생성형 AI·LLM 간호 연구</w:t>
+            </w:r>
+          </w:p>
+        </w:tc>
+        <w:tc>
+          <w:tcPr>
+            <w:tcW w:type="dxa" w:w="6426"/>
+            <w:tcBorders>
+              <w:top w:val="single" w:color="C9D6D1" w:sz="1"/>
+              <w:left w:val="single" w:color="C9D6D1" w:sz="1"/>
+              <w:bottom w:val="single" w:color="C9D6D1" w:sz="1"/>
+              <w:right w:val="single" w:color="C9D6D1" w:sz="1"/>
+            </w:tcBorders>
+            <w:shd w:fill="F2F5F4" w:val="clear"/>
+            <w:tcMar>
+              <w:top w:type="dxa" w:w="80"/>
+              <w:left w:type="dxa" w:w="120"/>
+              <w:bottom w:type="dxa" w:w="80"/>
+              <w:right w:type="dxa" w:w="120"/>
+            </w:tcMar>
+            <w:vAlign w:val="center"/>
+          </w:tcPr>
+          <w:p>
+            <w:pPr>
+              <w:spacing w:after="0" w:line="280"/>
+            </w:pPr>
+            <w:r>
+              <w:rPr>
+                <w:rFonts w:ascii="Malgun Gothic" w:cs="Malgun Gothic" w:eastAsia="Malgun Gothic" w:hAnsi="Malgun Gothic"/>
+                <w:b w:val="false"/>
+                <w:bCs w:val="false"/>
+                <w:sz w:val="18"/>
+                <w:szCs w:val="18"/>
+              </w:rPr>
+              <w:t xml:space="preserve">기술 도입이 연구로 반영되는 속도를 보여주는 사례</w:t>
+            </w:r>
+          </w:p>
+        </w:tc>
+      </w:tr>
+      <w:tr>
+        <w:tc>
+          <w:tcPr>
+            <w:tcW w:type="dxa" w:w="2600"/>
+            <w:tcBorders>
+              <w:top w:val="single" w:color="C9D6D1" w:sz="1"/>
+              <w:left w:val="single" w:color="C9D6D1" w:sz="1"/>
+              <w:bottom w:val="single" w:color="C9D6D1" w:sz="1"/>
+              <w:right w:val="single" w:color="C9D6D1" w:sz="1"/>
+            </w:tcBorders>
+            <w:shd w:fill="FFFFFF" w:val="clear"/>
+            <w:tcMar>
+              <w:top w:type="dxa" w:w="80"/>
+              <w:left w:type="dxa" w:w="120"/>
+              <w:bottom w:type="dxa" w:w="80"/>
+              <w:right w:type="dxa" w:w="120"/>
+            </w:tcMar>
+            <w:vAlign w:val="center"/>
+          </w:tcPr>
+          <w:p>
+            <w:pPr>
+              <w:spacing w:after="0" w:line="280"/>
+            </w:pPr>
+            <w:r>
+              <w:rPr>
+                <w:rFonts w:ascii="Malgun Gothic" w:cs="Malgun Gothic" w:eastAsia="Malgun Gothic" w:hAnsi="Malgun Gothic"/>
+                <w:b/>
+                <w:bCs/>
+                <w:sz w:val="18"/>
+                <w:szCs w:val="18"/>
+              </w:rPr>
+              <w:t xml:space="preserve">디지털 헬스 임상시험</w:t>
+            </w:r>
+          </w:p>
+        </w:tc>
+        <w:tc>
+          <w:tcPr>
+            <w:tcW w:type="dxa" w:w="6426"/>
+            <w:tcBorders>
+              <w:top w:val="single" w:color="C9D6D1" w:sz="1"/>
+              <w:left w:val="single" w:color="C9D6D1" w:sz="1"/>
+              <w:bottom w:val="single" w:color="C9D6D1" w:sz="1"/>
+              <w:right w:val="single" w:color="C9D6D1" w:sz="1"/>
+            </w:tcBorders>
+            <w:shd w:fill="FFFFFF" w:val="clear"/>
+            <w:tcMar>
+              <w:top w:type="dxa" w:w="80"/>
+              <w:left w:type="dxa" w:w="120"/>
+              <w:bottom w:type="dxa" w:w="80"/>
+              <w:right w:type="dxa" w:w="120"/>
+            </w:tcMar>
+            <w:vAlign w:val="center"/>
+          </w:tcPr>
+          <w:p>
+            <w:pPr>
+              <w:spacing w:after="0" w:line="280"/>
+            </w:pPr>
+            <w:r>
+              <w:rPr>
+                <w:rFonts w:ascii="Malgun Gothic" w:cs="Malgun Gothic" w:eastAsia="Malgun Gothic" w:hAnsi="Malgun Gothic"/>
+                <w:b w:val="false"/>
+                <w:bCs w:val="false"/>
+                <w:sz w:val="18"/>
+                <w:szCs w:val="18"/>
+              </w:rPr>
+              <w:t xml:space="preserve">ClinicalTrials.gov 누적 등록 건수</w:t>
+            </w:r>
+          </w:p>
+        </w:tc>
+      </w:tr>
+      <w:tr>
+        <w:tc>
+          <w:tcPr>
+            <w:tcW w:type="dxa" w:w="2600"/>
+            <w:tcBorders>
+              <w:top w:val="single" w:color="C9D6D1" w:sz="1"/>
+              <w:left w:val="single" w:color="C9D6D1" w:sz="1"/>
+              <w:bottom w:val="single" w:color="C9D6D1" w:sz="1"/>
+              <w:right w:val="single" w:color="C9D6D1" w:sz="1"/>
+            </w:tcBorders>
+            <w:shd w:fill="F2F5F4" w:val="clear"/>
+            <w:tcMar>
+              <w:top w:type="dxa" w:w="80"/>
+              <w:left w:type="dxa" w:w="120"/>
+              <w:bottom w:type="dxa" w:w="80"/>
+              <w:right w:type="dxa" w:w="120"/>
+            </w:tcMar>
+            <w:vAlign w:val="center"/>
+          </w:tcPr>
+          <w:p>
+            <w:pPr>
+              <w:spacing w:after="0" w:line="280"/>
+            </w:pPr>
+            <w:r>
+              <w:rPr>
+                <w:rFonts w:ascii="Malgun Gothic" w:cs="Malgun Gothic" w:eastAsia="Malgun Gothic" w:hAnsi="Malgun Gothic"/>
+                <w:b/>
+                <w:bCs/>
+                <w:sz w:val="18"/>
+                <w:szCs w:val="18"/>
+              </w:rPr>
+              <w:t xml:space="preserve">AI 해설</w:t>
+            </w:r>
+          </w:p>
+        </w:tc>
+        <w:tc>
+          <w:tcPr>
+            <w:tcW w:type="dxa" w:w="6426"/>
+            <w:tcBorders>
+              <w:top w:val="single" w:color="C9D6D1" w:sz="1"/>
+              <w:left w:val="single" w:color="C9D6D1" w:sz="1"/>
+              <w:bottom w:val="single" w:color="C9D6D1" w:sz="1"/>
+              <w:right w:val="single" w:color="C9D6D1" w:sz="1"/>
+            </w:tcBorders>
+            <w:shd w:fill="F2F5F4" w:val="clear"/>
+            <w:tcMar>
+              <w:top w:type="dxa" w:w="80"/>
+              <w:left w:type="dxa" w:w="120"/>
+              <w:bottom w:type="dxa" w:w="80"/>
+              <w:right w:type="dxa" w:w="120"/>
+            </w:tcMar>
+            <w:vAlign w:val="center"/>
+          </w:tcPr>
+          <w:p>
+            <w:pPr>
+              <w:spacing w:after="0" w:line="280"/>
+            </w:pPr>
+            <w:r>
+              <w:rPr>
+                <w:rFonts w:ascii="Malgun Gothic" w:cs="Malgun Gothic" w:eastAsia="Malgun Gothic" w:hAnsi="Malgun Gothic"/>
+                <w:b w:val="false"/>
+                <w:bCs w:val="false"/>
+                <w:sz w:val="18"/>
+                <w:szCs w:val="18"/>
+              </w:rPr>
+              <w:t xml:space="preserve">위 수치를 챗봇에 전달해 해석을 받는 기능(6.3 참조)</w:t>
+            </w:r>
+          </w:p>
+        </w:tc>
+      </w:tr>
+      <w:tr>
+        <w:tc>
+          <w:tcPr>
+            <w:tcW w:type="dxa" w:w="2600"/>
+            <w:tcBorders>
+              <w:top w:val="single" w:color="C9D6D1" w:sz="1"/>
+              <w:left w:val="single" w:color="C9D6D1" w:sz="1"/>
+              <w:bottom w:val="single" w:color="C9D6D1" w:sz="1"/>
+              <w:right w:val="single" w:color="C9D6D1" w:sz="1"/>
+            </w:tcBorders>
+            <w:shd w:fill="FFFFFF" w:val="clear"/>
+            <w:tcMar>
+              <w:top w:type="dxa" w:w="80"/>
+              <w:left w:type="dxa" w:w="120"/>
+              <w:bottom w:type="dxa" w:w="80"/>
+              <w:right w:type="dxa" w:w="120"/>
+            </w:tcMar>
+            <w:vAlign w:val="center"/>
+          </w:tcPr>
+          <w:p>
+            <w:pPr>
+              <w:spacing w:after="0" w:line="280"/>
+            </w:pPr>
+            <w:r>
+              <w:rPr>
+                <w:rFonts w:ascii="Malgun Gothic" w:cs="Malgun Gothic" w:eastAsia="Malgun Gothic" w:hAnsi="Malgun Gothic"/>
+                <w:b/>
+                <w:bCs/>
+                <w:sz w:val="18"/>
+                <w:szCs w:val="18"/>
+              </w:rPr>
+              <w:t xml:space="preserve">해석 시 유의사항과 출처</w:t>
+            </w:r>
+          </w:p>
+        </w:tc>
+        <w:tc>
+          <w:tcPr>
+            <w:tcW w:type="dxa" w:w="6426"/>
+            <w:tcBorders>
+              <w:top w:val="single" w:color="C9D6D1" w:sz="1"/>
+              <w:left w:val="single" w:color="C9D6D1" w:sz="1"/>
+              <w:bottom w:val="single" w:color="C9D6D1" w:sz="1"/>
+              <w:right w:val="single" w:color="C9D6D1" w:sz="1"/>
+            </w:tcBorders>
+            <w:shd w:fill="FFFFFF" w:val="clear"/>
+            <w:tcMar>
+              <w:top w:type="dxa" w:w="80"/>
+              <w:left w:type="dxa" w:w="120"/>
+              <w:bottom w:type="dxa" w:w="80"/>
+              <w:right w:type="dxa" w:w="120"/>
+            </w:tcMar>
+            <w:vAlign w:val="center"/>
+          </w:tcPr>
+          <w:p>
+            <w:pPr>
+              <w:spacing w:after="0" w:line="280"/>
+            </w:pPr>
+            <w:r>
+              <w:rPr>
+                <w:rFonts w:ascii="Malgun Gothic" w:cs="Malgun Gothic" w:eastAsia="Malgun Gothic" w:hAnsi="Malgun Gothic"/>
+                <w:b w:val="false"/>
+                <w:bCs w:val="false"/>
+                <w:sz w:val="18"/>
+                <w:szCs w:val="18"/>
+              </w:rPr>
+              <w:t xml:space="preserve">데이터 출처, 수집 방식, 검색식 공개</w:t>
+            </w:r>
+          </w:p>
+        </w:tc>
+      </w:tr>
+    </w:tbl>
+    <w:p>
+      <w:pPr>
+        <w:spacing w:after="80"/>
+      </w:pPr>
+      <w:r>
+        <w:rPr>
+          <w:sz w:val="12"/>
+          <w:szCs w:val="12"/>
+        </w:rPr>
+        <w:t xml:space="preserve"/>
+      </w:r>
+    </w:p>
+    <w:tbl>
+      <w:tblPr>
+        <w:tblW w:type="dxa" w:w="9026"/>
+        <w:tblBorders>
+          <w:top w:val="single" w:color="auto" w:sz="4"/>
+          <w:left w:val="single" w:color="auto" w:sz="4"/>
+          <w:bottom w:val="single" w:color="auto" w:sz="4"/>
+          <w:right w:val="single" w:color="auto" w:sz="4"/>
+          <w:insideH w:val="single" w:color="auto" w:sz="4"/>
+          <w:insideV w:val="single" w:color="auto" w:sz="4"/>
+        </w:tblBorders>
+      </w:tblPr>
+      <w:tblGrid>
+        <w:gridCol w:w="9026"/>
+      </w:tblGrid>
+      <w:tr>
+        <w:tc>
+          <w:tcPr>
+            <w:tcW w:type="dxa" w:w="9026"/>
+            <w:tcBorders>
+              <w:top w:val="single" w:color="C9D6D1" w:sz="1"/>
+              <w:left w:val="single" w:color="C9D6D1" w:sz="1"/>
+              <w:bottom w:val="single" w:color="C9D6D1" w:sz="1"/>
+              <w:right w:val="single" w:color="C9D6D1" w:sz="1"/>
+            </w:tcBorders>
+            <w:shd w:fill="FBF3DE" w:val="clear"/>
+            <w:tcMar>
+              <w:top w:type="dxa" w:w="140"/>
+              <w:left w:type="dxa" w:w="180"/>
+              <w:bottom w:type="dxa" w:w="140"/>
+              <w:right w:type="dxa" w:w="180"/>
+            </w:tcMar>
+          </w:tcPr>
+          <w:p>
+            <w:pPr>
+              <w:spacing w:after="80"/>
+            </w:pPr>
+            <w:r>
+              <w:rPr>
+                <w:rFonts w:ascii="Malgun Gothic" w:cs="Malgun Gothic" w:eastAsia="Malgun Gothic" w:hAnsi="Malgun Gothic"/>
+                <w:b/>
+                <w:bCs/>
+                <w:color w:val="3B3B3B"/>
+                <w:sz w:val="19"/>
+                <w:szCs w:val="19"/>
+              </w:rPr>
+              <w:t xml:space="preserve">수치를 그대로 인용하지 마십시오</w:t>
+            </w:r>
+          </w:p>
+          <w:p>
+            <w:pPr>
+              <w:spacing w:after="0" w:line="280"/>
+            </w:pPr>
+            <w:r>
+              <w:rPr>
+                <w:rFonts w:ascii="Malgun Gothic" w:cs="Malgun Gothic" w:eastAsia="Malgun Gothic" w:hAnsi="Malgun Gothic"/>
+                <w:sz w:val="18"/>
+                <w:szCs w:val="18"/>
+              </w:rPr>
+              <w:t xml:space="preserve">검색식이 제목·초록에 한정되어 있어 정의에 따라 건수가 달라지며, PubMed 색인 지연으로 최근 연도는 이후 증가할 수 있습니다. 임상시험 </w:t>
+            </w:r>
+            <w:r>
+              <w:rPr>
+                <w:rFonts w:ascii="Malgun Gothic" w:cs="Malgun Gothic" w:eastAsia="Malgun Gothic" w:hAnsi="Malgun Gothic"/>
+                <w:b/>
+                <w:bCs/>
+                <w:sz w:val="18"/>
+                <w:szCs w:val="18"/>
+              </w:rPr>
+              <w:t xml:space="preserve">등록 건수는 연구의 양이지 근거 수준이 아닙니다.</w:t>
+            </w:r>
+            <w:r>
+              <w:rPr>
+                <w:rFonts w:ascii="Malgun Gothic" w:cs="Malgun Gothic" w:eastAsia="Malgun Gothic" w:hAnsi="Malgun Gothic"/>
+                <w:sz w:val="18"/>
+                <w:szCs w:val="18"/>
+              </w:rPr>
+              <w:t xml:space="preserve"> 각 패널에 검색식이 그대로 공개되어 있으므로 PubMed에서 직접 재현하여 확인하십시오.</w:t>
+            </w:r>
+          </w:p>
+        </w:tc>
+      </w:tr>
+    </w:tbl>
+    <w:p>
+      <w:pPr>
+        <w:pStyle w:val="Heading2"/>
+      </w:pPr>
+      <w:r>
+        <w:t xml:space="preserve">6.3 AI 해설</w:t>
+      </w:r>
+    </w:p>
+    <w:p>
+      <w:pPr>
+        <w:spacing w:after="120" w:line="300"/>
+      </w:pPr>
+      <w:r>
+        <w:rPr>
+          <w:rFonts w:ascii="Malgun Gothic" w:cs="Malgun Gothic" w:eastAsia="Malgun Gothic" w:hAnsi="Malgun Gothic"/>
+          <w:sz w:val="20"/>
+          <w:szCs w:val="20"/>
+        </w:rPr>
+        <w:t xml:space="preserve">대시보드의 실측 수치를 챗봇에 그대로 전달하여 해석을 받는 기능입니다. AI 해설 패널의 해설 생성 버튼을 누르면 실행됩니다.</w:t>
+      </w:r>
+    </w:p>
+    <w:tbl>
+      <w:tblPr>
+        <w:tblW w:type="dxa" w:w="9026"/>
+        <w:tblBorders>
+          <w:top w:val="single" w:color="auto" w:sz="4"/>
+          <w:left w:val="single" w:color="auto" w:sz="4"/>
+          <w:bottom w:val="single" w:color="auto" w:sz="4"/>
+          <w:right w:val="single" w:color="auto" w:sz="4"/>
+          <w:insideH w:val="single" w:color="auto" w:sz="4"/>
+          <w:insideV w:val="single" w:color="auto" w:sz="4"/>
+        </w:tblBorders>
+      </w:tblPr>
+      <w:tblGrid>
+        <w:gridCol w:w="2400"/>
+        <w:gridCol w:w="6626"/>
+      </w:tblGrid>
+      <w:tr>
+        <w:trPr>
+          <w:tblHeader/>
+        </w:trPr>
+        <w:tc>
+          <w:tcPr>
+            <w:tcW w:type="dxa" w:w="2400"/>
+            <w:tcBorders>
+              <w:top w:val="single" w:color="C9D6D1" w:sz="1"/>
+              <w:left w:val="single" w:color="C9D6D1" w:sz="1"/>
+              <w:bottom w:val="single" w:color="C9D6D1" w:sz="1"/>
+              <w:right w:val="single" w:color="C9D6D1" w:sz="1"/>
+            </w:tcBorders>
+            <w:shd w:fill="E3F1EC" w:val="clear"/>
+            <w:tcMar>
+              <w:top w:type="dxa" w:w="80"/>
+              <w:left w:type="dxa" w:w="120"/>
+              <w:bottom w:type="dxa" w:w="80"/>
+              <w:right w:type="dxa" w:w="120"/>
+            </w:tcMar>
+            <w:vAlign w:val="center"/>
+          </w:tcPr>
+          <w:p>
+            <w:pPr>
+              <w:spacing w:after="0" w:line="280"/>
+              <w:jc w:val="center"/>
+            </w:pPr>
+            <w:r>
+              <w:rPr>
+                <w:rFonts w:ascii="Malgun Gothic" w:cs="Malgun Gothic" w:eastAsia="Malgun Gothic" w:hAnsi="Malgun Gothic"/>
+                <w:b/>
+                <w:bCs/>
+                <w:sz w:val="18"/>
+                <w:szCs w:val="18"/>
+              </w:rPr>
+              <w:t xml:space="preserve">항목</w:t>
+            </w:r>
+          </w:p>
+        </w:tc>
+        <w:tc>
+          <w:tcPr>
+            <w:tcW w:type="dxa" w:w="6626"/>
+            <w:tcBorders>
+              <w:top w:val="single" w:color="C9D6D1" w:sz="1"/>
+              <w:left w:val="single" w:color="C9D6D1" w:sz="1"/>
+              <w:bottom w:val="single" w:color="C9D6D1" w:sz="1"/>
+              <w:right w:val="single" w:color="C9D6D1" w:sz="1"/>
+            </w:tcBorders>
+            <w:shd w:fill="E3F1EC" w:val="clear"/>
+            <w:tcMar>
+              <w:top w:type="dxa" w:w="80"/>
+              <w:left w:type="dxa" w:w="120"/>
+              <w:bottom w:type="dxa" w:w="80"/>
+              <w:right w:type="dxa" w:w="120"/>
+            </w:tcMar>
+            <w:vAlign w:val="center"/>
+          </w:tcPr>
+          <w:p>
+            <w:pPr>
+              <w:spacing w:after="0" w:line="280"/>
+              <w:jc w:val="center"/>
+            </w:pPr>
+            <w:r>
+              <w:rPr>
+                <w:rFonts w:ascii="Malgun Gothic" w:cs="Malgun Gothic" w:eastAsia="Malgun Gothic" w:hAnsi="Malgun Gothic"/>
+                <w:b/>
+                <w:bCs/>
+                <w:sz w:val="18"/>
+                <w:szCs w:val="18"/>
+              </w:rPr>
+              <w:t xml:space="preserve">내용</w:t>
+            </w:r>
+          </w:p>
+        </w:tc>
+      </w:tr>
+      <w:tr>
+        <w:tc>
+          <w:tcPr>
+            <w:tcW w:type="dxa" w:w="2400"/>
+            <w:tcBorders>
+              <w:top w:val="single" w:color="C9D6D1" w:sz="1"/>
+              <w:left w:val="single" w:color="C9D6D1" w:sz="1"/>
+              <w:bottom w:val="single" w:color="C9D6D1" w:sz="1"/>
+              <w:right w:val="single" w:color="C9D6D1" w:sz="1"/>
+            </w:tcBorders>
+            <w:shd w:fill="FFFFFF" w:val="clear"/>
+            <w:tcMar>
+              <w:top w:type="dxa" w:w="80"/>
+              <w:left w:type="dxa" w:w="120"/>
+              <w:bottom w:type="dxa" w:w="80"/>
+              <w:right w:type="dxa" w:w="120"/>
+            </w:tcMar>
+            <w:vAlign w:val="center"/>
+          </w:tcPr>
+          <w:p>
+            <w:pPr>
+              <w:spacing w:after="0" w:line="280"/>
+            </w:pPr>
+            <w:r>
+              <w:rPr>
+                <w:rFonts w:ascii="Malgun Gothic" w:cs="Malgun Gothic" w:eastAsia="Malgun Gothic" w:hAnsi="Malgun Gothic"/>
+                <w:b/>
+                <w:bCs/>
+                <w:sz w:val="18"/>
+                <w:szCs w:val="18"/>
+              </w:rPr>
+              <w:t xml:space="preserve">사용 조건</w:t>
+            </w:r>
+          </w:p>
+        </w:tc>
+        <w:tc>
+          <w:tcPr>
+            <w:tcW w:type="dxa" w:w="6626"/>
+            <w:tcBorders>
+              <w:top w:val="single" w:color="C9D6D1" w:sz="1"/>
+              <w:left w:val="single" w:color="C9D6D1" w:sz="1"/>
+              <w:bottom w:val="single" w:color="C9D6D1" w:sz="1"/>
+              <w:right w:val="single" w:color="C9D6D1" w:sz="1"/>
+            </w:tcBorders>
+            <w:shd w:fill="FFFFFF" w:val="clear"/>
+            <w:tcMar>
+              <w:top w:type="dxa" w:w="80"/>
+              <w:left w:type="dxa" w:w="120"/>
+              <w:bottom w:type="dxa" w:w="80"/>
+              <w:right w:type="dxa" w:w="120"/>
+            </w:tcMar>
+            <w:vAlign w:val="center"/>
+          </w:tcPr>
+          <w:p>
+            <w:pPr>
+              <w:spacing w:after="0" w:line="280"/>
+            </w:pPr>
+            <w:r>
+              <w:rPr>
+                <w:rFonts w:ascii="Malgun Gothic" w:cs="Malgun Gothic" w:eastAsia="Malgun Gothic" w:hAnsi="Malgun Gothic"/>
+                <w:b w:val="false"/>
+                <w:bCs w:val="false"/>
+                <w:sz w:val="18"/>
+                <w:szCs w:val="18"/>
+              </w:rPr>
+              <w:t xml:space="preserve">챗봇 화면에 입력해 둔 API 키를 그대로 사용합니다. 키가 없으면 안내가 표시되며 호출되지 않습니다.</w:t>
+            </w:r>
+          </w:p>
+        </w:tc>
+      </w:tr>
+      <w:tr>
+        <w:tc>
+          <w:tcPr>
+            <w:tcW w:type="dxa" w:w="2400"/>
+            <w:tcBorders>
+              <w:top w:val="single" w:color="C9D6D1" w:sz="1"/>
+              <w:left w:val="single" w:color="C9D6D1" w:sz="1"/>
+              <w:bottom w:val="single" w:color="C9D6D1" w:sz="1"/>
+              <w:right w:val="single" w:color="C9D6D1" w:sz="1"/>
+            </w:tcBorders>
+            <w:shd w:fill="F2F5F4" w:val="clear"/>
+            <w:tcMar>
+              <w:top w:type="dxa" w:w="80"/>
+              <w:left w:type="dxa" w:w="120"/>
+              <w:bottom w:type="dxa" w:w="80"/>
+              <w:right w:type="dxa" w:w="120"/>
+            </w:tcMar>
+            <w:vAlign w:val="center"/>
+          </w:tcPr>
+          <w:p>
+            <w:pPr>
+              <w:spacing w:after="0" w:line="280"/>
+            </w:pPr>
+            <w:r>
+              <w:rPr>
+                <w:rFonts w:ascii="Malgun Gothic" w:cs="Malgun Gothic" w:eastAsia="Malgun Gothic" w:hAnsi="Malgun Gothic"/>
+                <w:b/>
+                <w:bCs/>
+                <w:sz w:val="18"/>
+                <w:szCs w:val="18"/>
+              </w:rPr>
+              <w:t xml:space="preserve">비용</w:t>
+            </w:r>
+          </w:p>
+        </w:tc>
+        <w:tc>
+          <w:tcPr>
+            <w:tcW w:type="dxa" w:w="6626"/>
+            <w:tcBorders>
+              <w:top w:val="single" w:color="C9D6D1" w:sz="1"/>
+              <w:left w:val="single" w:color="C9D6D1" w:sz="1"/>
+              <w:bottom w:val="single" w:color="C9D6D1" w:sz="1"/>
+              <w:right w:val="single" w:color="C9D6D1" w:sz="1"/>
+            </w:tcBorders>
+            <w:shd w:fill="F2F5F4" w:val="clear"/>
+            <w:tcMar>
+              <w:top w:type="dxa" w:w="80"/>
+              <w:left w:type="dxa" w:w="120"/>
+              <w:bottom w:type="dxa" w:w="80"/>
+              <w:right w:type="dxa" w:w="120"/>
+            </w:tcMar>
+            <w:vAlign w:val="center"/>
+          </w:tcPr>
+          <w:p>
+            <w:pPr>
+              <w:spacing w:after="0" w:line="280"/>
+            </w:pPr>
+            <w:r>
+              <w:rPr>
+                <w:rFonts w:ascii="Malgun Gothic" w:cs="Malgun Gothic" w:eastAsia="Malgun Gothic" w:hAnsi="Malgun Gothic"/>
+                <w:b w:val="false"/>
+                <w:bCs w:val="false"/>
+                <w:sz w:val="18"/>
+                <w:szCs w:val="18"/>
+              </w:rPr>
+              <w:t xml:space="preserve">누를 때마다 API 호출이 발생합니다. 같은 수집 시점의 해설은 저장해 두었다가 다시 보여주므로 중복 과금이 없습니다.</w:t>
+            </w:r>
+          </w:p>
+        </w:tc>
+      </w:tr>
+      <w:tr>
+        <w:tc>
+          <w:tcPr>
+            <w:tcW w:type="dxa" w:w="2400"/>
+            <w:tcBorders>
+              <w:top w:val="single" w:color="C9D6D1" w:sz="1"/>
+              <w:left w:val="single" w:color="C9D6D1" w:sz="1"/>
+              <w:bottom w:val="single" w:color="C9D6D1" w:sz="1"/>
+              <w:right w:val="single" w:color="C9D6D1" w:sz="1"/>
+            </w:tcBorders>
+            <w:shd w:fill="FFFFFF" w:val="clear"/>
+            <w:tcMar>
+              <w:top w:type="dxa" w:w="80"/>
+              <w:left w:type="dxa" w:w="120"/>
+              <w:bottom w:type="dxa" w:w="80"/>
+              <w:right w:type="dxa" w:w="120"/>
+            </w:tcMar>
+            <w:vAlign w:val="center"/>
+          </w:tcPr>
+          <w:p>
+            <w:pPr>
+              <w:spacing w:after="0" w:line="280"/>
+            </w:pPr>
+            <w:r>
+              <w:rPr>
+                <w:rFonts w:ascii="Malgun Gothic" w:cs="Malgun Gothic" w:eastAsia="Malgun Gothic" w:hAnsi="Malgun Gothic"/>
+                <w:b/>
+                <w:bCs/>
+                <w:sz w:val="18"/>
+                <w:szCs w:val="18"/>
+              </w:rPr>
+              <w:t xml:space="preserve">환각 방지</w:t>
+            </w:r>
+          </w:p>
+        </w:tc>
+        <w:tc>
+          <w:tcPr>
+            <w:tcW w:type="dxa" w:w="6626"/>
+            <w:tcBorders>
+              <w:top w:val="single" w:color="C9D6D1" w:sz="1"/>
+              <w:left w:val="single" w:color="C9D6D1" w:sz="1"/>
+              <w:bottom w:val="single" w:color="C9D6D1" w:sz="1"/>
+              <w:right w:val="single" w:color="C9D6D1" w:sz="1"/>
+            </w:tcBorders>
+            <w:shd w:fill="FFFFFF" w:val="clear"/>
+            <w:tcMar>
+              <w:top w:type="dxa" w:w="80"/>
+              <w:left w:type="dxa" w:w="120"/>
+              <w:bottom w:type="dxa" w:w="80"/>
+              <w:right w:type="dxa" w:w="120"/>
+            </w:tcMar>
+            <w:vAlign w:val="center"/>
+          </w:tcPr>
+          <w:p>
+            <w:pPr>
+              <w:spacing w:after="0" w:line="280"/>
+            </w:pPr>
+            <w:r>
+              <w:rPr>
+                <w:rFonts w:ascii="Malgun Gothic" w:cs="Malgun Gothic" w:eastAsia="Malgun Gothic" w:hAnsi="Malgun Gothic"/>
+                <w:b w:val="false"/>
+                <w:bCs w:val="false"/>
+                <w:sz w:val="18"/>
+                <w:szCs w:val="18"/>
+              </w:rPr>
+              <w:t xml:space="preserve">제시된 수치 외의 통계·논문명·DOI·URL을 새로 만들어 인용하지 말라고 지시하며, </w:t>
+            </w:r>
+            <w:r>
+              <w:rPr>
+                <w:rFonts w:ascii="Malgun Gothic" w:cs="Malgun Gothic" w:eastAsia="Malgun Gothic" w:hAnsi="Malgun Gothic"/>
+                <w:b/>
+                <w:bCs/>
+                <w:sz w:val="18"/>
+                <w:szCs w:val="18"/>
+              </w:rPr>
+              <w:t xml:space="preserve">웹 검색을 사용하지 않습니다.</w:t>
+            </w:r>
+          </w:p>
+        </w:tc>
+      </w:tr>
+      <w:tr>
+        <w:tc>
+          <w:tcPr>
+            <w:tcW w:type="dxa" w:w="2400"/>
+            <w:tcBorders>
+              <w:top w:val="single" w:color="C9D6D1" w:sz="1"/>
+              <w:left w:val="single" w:color="C9D6D1" w:sz="1"/>
+              <w:bottom w:val="single" w:color="C9D6D1" w:sz="1"/>
+              <w:right w:val="single" w:color="C9D6D1" w:sz="1"/>
+            </w:tcBorders>
+            <w:shd w:fill="F2F5F4" w:val="clear"/>
+            <w:tcMar>
+              <w:top w:type="dxa" w:w="80"/>
+              <w:left w:type="dxa" w:w="120"/>
+              <w:bottom w:type="dxa" w:w="80"/>
+              <w:right w:type="dxa" w:w="120"/>
+            </w:tcMar>
+            <w:vAlign w:val="center"/>
+          </w:tcPr>
+          <w:p>
+            <w:pPr>
+              <w:spacing w:after="0" w:line="280"/>
+            </w:pPr>
+            <w:r>
+              <w:rPr>
+                <w:rFonts w:ascii="Malgun Gothic" w:cs="Malgun Gothic" w:eastAsia="Malgun Gothic" w:hAnsi="Malgun Gothic"/>
+                <w:b/>
+                <w:bCs/>
+                <w:sz w:val="18"/>
+                <w:szCs w:val="18"/>
+              </w:rPr>
+              <w:t xml:space="preserve">모드 반영</w:t>
+            </w:r>
+          </w:p>
+        </w:tc>
+        <w:tc>
+          <w:tcPr>
+            <w:tcW w:type="dxa" w:w="6626"/>
+            <w:tcBorders>
+              <w:top w:val="single" w:color="C9D6D1" w:sz="1"/>
+              <w:left w:val="single" w:color="C9D6D1" w:sz="1"/>
+              <w:bottom w:val="single" w:color="C9D6D1" w:sz="1"/>
+              <w:right w:val="single" w:color="C9D6D1" w:sz="1"/>
+            </w:tcBorders>
+            <w:shd w:fill="F2F5F4" w:val="clear"/>
+            <w:tcMar>
+              <w:top w:type="dxa" w:w="80"/>
+              <w:left w:type="dxa" w:w="120"/>
+              <w:bottom w:type="dxa" w:w="80"/>
+              <w:right w:type="dxa" w:w="120"/>
+            </w:tcMar>
+            <w:vAlign w:val="center"/>
+          </w:tcPr>
+          <w:p>
+            <w:pPr>
+              <w:spacing w:after="0" w:line="280"/>
+            </w:pPr>
+            <w:r>
+              <w:rPr>
+                <w:rFonts w:ascii="Malgun Gothic" w:cs="Malgun Gothic" w:eastAsia="Malgun Gothic" w:hAnsi="Malgun Gothic"/>
+                <w:b w:val="false"/>
+                <w:bCs w:val="false"/>
+                <w:sz w:val="18"/>
+                <w:szCs w:val="18"/>
+              </w:rPr>
+              <w:t xml:space="preserve">학습자/교수자 모드에 따라 해설 깊이가 달라집니다. 교수자 모드는 이 탭에서 비밀번호 잠금이 해제된 경우에만 적용되고, 그렇지 않으면 학습자 모드로 동작합니다.</w:t>
+            </w:r>
+          </w:p>
+        </w:tc>
+      </w:tr>
+      <w:tr>
+        <w:tc>
+          <w:tcPr>
+            <w:tcW w:type="dxa" w:w="2400"/>
+            <w:tcBorders>
+              <w:top w:val="single" w:color="C9D6D1" w:sz="1"/>
+              <w:left w:val="single" w:color="C9D6D1" w:sz="1"/>
+              <w:bottom w:val="single" w:color="C9D6D1" w:sz="1"/>
+              <w:right w:val="single" w:color="C9D6D1" w:sz="1"/>
+            </w:tcBorders>
+            <w:shd w:fill="FFFFFF" w:val="clear"/>
+            <w:tcMar>
+              <w:top w:type="dxa" w:w="80"/>
+              <w:left w:type="dxa" w:w="120"/>
+              <w:bottom w:type="dxa" w:w="80"/>
+              <w:right w:type="dxa" w:w="120"/>
+            </w:tcMar>
+            <w:vAlign w:val="center"/>
+          </w:tcPr>
+          <w:p>
+            <w:pPr>
+              <w:spacing w:after="0" w:line="280"/>
+            </w:pPr>
+            <w:r>
+              <w:rPr>
+                <w:rFonts w:ascii="Malgun Gothic" w:cs="Malgun Gothic" w:eastAsia="Malgun Gothic" w:hAnsi="Malgun Gothic"/>
+                <w:b/>
+                <w:bCs/>
+                <w:sz w:val="18"/>
+                <w:szCs w:val="18"/>
+              </w:rPr>
+              <w:t xml:space="preserve">표시</w:t>
+            </w:r>
+          </w:p>
+        </w:tc>
+        <w:tc>
+          <w:tcPr>
+            <w:tcW w:type="dxa" w:w="6626"/>
+            <w:tcBorders>
+              <w:top w:val="single" w:color="C9D6D1" w:sz="1"/>
+              <w:left w:val="single" w:color="C9D6D1" w:sz="1"/>
+              <w:bottom w:val="single" w:color="C9D6D1" w:sz="1"/>
+              <w:right w:val="single" w:color="C9D6D1" w:sz="1"/>
+            </w:tcBorders>
+            <w:shd w:fill="FFFFFF" w:val="clear"/>
+            <w:tcMar>
+              <w:top w:type="dxa" w:w="80"/>
+              <w:left w:type="dxa" w:w="120"/>
+              <w:bottom w:type="dxa" w:w="80"/>
+              <w:right w:type="dxa" w:w="120"/>
+            </w:tcMar>
+            <w:vAlign w:val="center"/>
+          </w:tcPr>
+          <w:p>
+            <w:pPr>
+              <w:spacing w:after="0" w:line="280"/>
+            </w:pPr>
+            <w:r>
+              <w:rPr>
+                <w:rFonts w:ascii="Malgun Gothic" w:cs="Malgun Gothic" w:eastAsia="Malgun Gothic" w:hAnsi="Malgun Gothic"/>
+                <w:b w:val="false"/>
+                <w:bCs w:val="false"/>
+                <w:sz w:val="18"/>
+                <w:szCs w:val="18"/>
+              </w:rPr>
+              <w:t xml:space="preserve">수치는 공식 API 원본이지만 해석은 AI가 생성한 것이므로, 화면에 그 구분이 배지로 표시됩니다.</w:t>
+            </w:r>
+          </w:p>
+        </w:tc>
+      </w:tr>
+    </w:tbl>
+    <w:p>
+      <w:pPr>
+        <w:spacing w:after="80"/>
+      </w:pPr>
+      <w:r>
+        <w:rPr>
+          <w:sz w:val="12"/>
+          <w:szCs w:val="12"/>
+        </w:rPr>
+        <w:t xml:space="preserve"/>
+      </w:r>
+    </w:p>
+    <w:tbl>
+      <w:tblPr>
+        <w:tblW w:type="dxa" w:w="9026"/>
+        <w:tblBorders>
+          <w:top w:val="single" w:color="auto" w:sz="4"/>
+          <w:left w:val="single" w:color="auto" w:sz="4"/>
+          <w:bottom w:val="single" w:color="auto" w:sz="4"/>
+          <w:right w:val="single" w:color="auto" w:sz="4"/>
+          <w:insideH w:val="single" w:color="auto" w:sz="4"/>
+          <w:insideV w:val="single" w:color="auto" w:sz="4"/>
+        </w:tblBorders>
+      </w:tblPr>
+      <w:tblGrid>
+        <w:gridCol w:w="9026"/>
+      </w:tblGrid>
+      <w:tr>
+        <w:tc>
+          <w:tcPr>
+            <w:tcW w:type="dxa" w:w="9026"/>
+            <w:tcBorders>
+              <w:top w:val="single" w:color="C9D6D1" w:sz="1"/>
+              <w:left w:val="single" w:color="C9D6D1" w:sz="1"/>
+              <w:bottom w:val="single" w:color="C9D6D1" w:sz="1"/>
+              <w:right w:val="single" w:color="C9D6D1" w:sz="1"/>
+            </w:tcBorders>
+            <w:shd w:fill="FBE9E9" w:val="clear"/>
+            <w:tcMar>
+              <w:top w:type="dxa" w:w="140"/>
+              <w:left w:type="dxa" w:w="180"/>
+              <w:bottom w:type="dxa" w:w="140"/>
+              <w:right w:type="dxa" w:w="180"/>
+            </w:tcMar>
+          </w:tcPr>
+          <w:p>
+            <w:pPr>
+              <w:spacing w:after="80"/>
+            </w:pPr>
+            <w:r>
+              <w:rPr>
+                <w:rFonts w:ascii="Malgun Gothic" w:cs="Malgun Gothic" w:eastAsia="Malgun Gothic" w:hAnsi="Malgun Gothic"/>
+                <w:b/>
+                <w:bCs/>
+                <w:color w:val="3B3B3B"/>
+                <w:sz w:val="19"/>
+                <w:szCs w:val="19"/>
+              </w:rPr>
+              <w:t xml:space="preserve">AI 해설의 위치</w:t>
+            </w:r>
+          </w:p>
+          <w:p>
+            <w:pPr>
+              <w:spacing w:after="0" w:line="280"/>
+            </w:pPr>
+            <w:r>
+              <w:rPr>
+                <w:rFonts w:ascii="Malgun Gothic" w:cs="Malgun Gothic" w:eastAsia="Malgun Gothic" w:hAnsi="Malgun Gothic"/>
+                <w:b/>
+                <w:bCs/>
+                <w:sz w:val="18"/>
+                <w:szCs w:val="18"/>
+              </w:rPr>
+              <w:t xml:space="preserve">수치 자체는 검증된 원자료이지만, 해설은 언어모델이 생성한 해석입니다.</w:t>
+            </w:r>
+            <w:r>
+              <w:rPr>
+                <w:rFonts w:ascii="Malgun Gothic" w:cs="Malgun Gothic" w:eastAsia="Malgun Gothic" w:hAnsi="Malgun Gothic"/>
+                <w:sz w:val="18"/>
+                <w:szCs w:val="18"/>
+              </w:rPr>
+              <w:t xml:space="preserve"> 강의자료나 논문에 인용하실 때에는 해설 문장이 아니라 원자료와 원출처를 근거로 삼으십시오. 해설은 데이터를 읽는 관점을 제안하는 보조 수단으로 활용하시기 바랍니다.</w:t>
+            </w:r>
+          </w:p>
+        </w:tc>
+      </w:tr>
+    </w:tbl>
+    <w:p>
+      <w:pPr>
+        <w:pStyle w:val="Heading2"/>
+      </w:pPr>
+      <w:r>
+        <w:t xml:space="preserve">6.4 데이터 수동 갱신</w:t>
+      </w:r>
+    </w:p>
+    <w:p>
+      <w:pPr>
+        <w:spacing w:after="120" w:line="300"/>
+      </w:pPr>
+      <w:r>
+        <w:rPr>
+          <w:rFonts w:ascii="Malgun Gothic" w:cs="Malgun Gothic" w:eastAsia="Malgun Gothic" w:hAnsi="Malgun Gothic"/>
+          <w:sz w:val="20"/>
+          <w:szCs w:val="20"/>
+        </w:rPr>
+        <w:t xml:space="preserve">평소에는 매일 자동으로 갱신되므로 별도 조작이 필요 없습니다. 즉시 갱신이 필요한 경우 다음 두 가지 방법이 있습니다.</w:t>
+      </w:r>
+    </w:p>
+    <w:p>
+      <w:pPr>
+        <w:spacing w:after="60"/>
+      </w:pPr>
+      <w:r>
+        <w:rPr>
+          <w:sz w:val="12"/>
+          <w:szCs w:val="12"/>
+        </w:rPr>
+        <w:t xml:space="preserve"/>
+      </w:r>
+    </w:p>
+    <w:p>
+      <w:pPr>
+        <w:spacing w:after="120" w:line="300"/>
+      </w:pPr>
+      <w:r>
+        <w:rPr>
+          <w:rFonts w:ascii="Malgun Gothic" w:cs="Malgun Gothic" w:eastAsia="Malgun Gothic" w:hAnsi="Malgun Gothic"/>
+          <w:b/>
+          <w:bCs/>
+          <w:sz w:val="21"/>
+          <w:szCs w:val="21"/>
+        </w:rPr>
+        <w:t xml:space="preserve">방법 1 — GitHub 웹 화면에서 실행 (권장)</w:t>
+      </w:r>
+    </w:p>
+    <w:p>
+      <w:pPr>
+        <w:pStyle w:val="ListParagraph"/>
+        <w:numPr>
+          <w:ilvl w:val="0"/>
+          <w:numId w:val="2"/>
+        </w:numPr>
+        <w:spacing w:after="60" w:line="300"/>
+      </w:pPr>
+      <w:r>
+        <w:rPr>
+          <w:rFonts w:ascii="Malgun Gothic" w:cs="Malgun Gothic" w:eastAsia="Malgun Gothic" w:hAnsi="Malgun Gothic"/>
+          <w:sz w:val="20"/>
+          <w:szCs w:val="20"/>
+        </w:rPr>
+        <w:t xml:space="preserve">저장소 https://github.com/jp5678/AI-NI_ChatBot 에 접속하여 로그인합니다.</w:t>
+      </w:r>
+    </w:p>
+    <w:p>
+      <w:pPr>
+        <w:pStyle w:val="ListParagraph"/>
+        <w:numPr>
+          <w:ilvl w:val="0"/>
+          <w:numId w:val="2"/>
+        </w:numPr>
+        <w:spacing w:after="60" w:line="300"/>
+      </w:pPr>
+      <w:r>
+        <w:rPr>
+          <w:rFonts w:ascii="Malgun Gothic" w:cs="Malgun Gothic" w:eastAsia="Malgun Gothic" w:hAnsi="Malgun Gothic"/>
+          <w:sz w:val="20"/>
+          <w:szCs w:val="20"/>
+        </w:rPr>
+        <w:t xml:space="preserve">상단 Actions 탭을 클릭합니다.</w:t>
+      </w:r>
+    </w:p>
+    <w:p>
+      <w:pPr>
+        <w:pStyle w:val="ListParagraph"/>
+        <w:numPr>
+          <w:ilvl w:val="0"/>
+          <w:numId w:val="2"/>
+        </w:numPr>
+        <w:spacing w:after="60" w:line="300"/>
+      </w:pPr>
+      <w:r>
+        <w:rPr>
+          <w:rFonts w:ascii="Malgun Gothic" w:cs="Malgun Gothic" w:eastAsia="Malgun Gothic" w:hAnsi="Malgun Gothic"/>
+          <w:sz w:val="20"/>
+          <w:szCs w:val="20"/>
+        </w:rPr>
+        <w:t xml:space="preserve">왼쪽 목록에서 Collect and Deploy 워크플로를 선택합니다.</w:t>
+      </w:r>
+    </w:p>
+    <w:p>
+      <w:pPr>
+        <w:pStyle w:val="ListParagraph"/>
+        <w:numPr>
+          <w:ilvl w:val="0"/>
+          <w:numId w:val="2"/>
+        </w:numPr>
+        <w:spacing w:after="60" w:line="300"/>
+      </w:pPr>
+      <w:r>
+        <w:rPr>
+          <w:rFonts w:ascii="Malgun Gothic" w:cs="Malgun Gothic" w:eastAsia="Malgun Gothic" w:hAnsi="Malgun Gothic"/>
+          <w:sz w:val="20"/>
+          <w:szCs w:val="20"/>
+        </w:rPr>
+        <w:t xml:space="preserve">오른쪽의 Run workflow 버튼을 클릭합니다.</w:t>
+      </w:r>
+    </w:p>
+    <w:p>
+      <w:pPr>
+        <w:pStyle w:val="ListParagraph"/>
+        <w:numPr>
+          <w:ilvl w:val="0"/>
+          <w:numId w:val="2"/>
+        </w:numPr>
+        <w:spacing w:after="60" w:line="300"/>
+      </w:pPr>
+      <w:r>
+        <w:rPr>
+          <w:rFonts w:ascii="Malgun Gothic" w:cs="Malgun Gothic" w:eastAsia="Malgun Gothic" w:hAnsi="Malgun Gothic"/>
+          <w:sz w:val="20"/>
+          <w:szCs w:val="20"/>
+        </w:rPr>
+        <w:t xml:space="preserve">나타나는 입력란에서 refresh 항목을 true 로 바꾼 뒤 초록색 Run workflow 버튼을 누릅니다.</w:t>
+      </w:r>
+    </w:p>
+    <w:p>
+      <w:pPr>
+        <w:pStyle w:val="ListParagraph"/>
+        <w:numPr>
+          <w:ilvl w:val="0"/>
+          <w:numId w:val="2"/>
+        </w:numPr>
+        <w:spacing w:after="60" w:line="300"/>
+      </w:pPr>
+      <w:r>
+        <w:rPr>
+          <w:rFonts w:ascii="Malgun Gothic" w:cs="Malgun Gothic" w:eastAsia="Malgun Gothic" w:hAnsi="Malgun Gothic"/>
+          <w:sz w:val="20"/>
+          <w:szCs w:val="20"/>
+        </w:rPr>
+        <w:t xml:space="preserve">2~3분 뒤 대시보드를 새로고침하면 갱신된 데이터가 표시됩니다.</w:t>
+      </w:r>
+    </w:p>
+    <w:p>
+      <w:pPr>
+        <w:spacing w:after="80"/>
+      </w:pPr>
+      <w:r>
+        <w:rPr>
+          <w:sz w:val="12"/>
+          <w:szCs w:val="12"/>
+        </w:rPr>
+        <w:t xml:space="preserve"/>
+      </w:r>
+    </w:p>
+    <w:tbl>
+      <w:tblPr>
+        <w:tblW w:type="dxa" w:w="9026"/>
+        <w:tblBorders>
+          <w:top w:val="single" w:color="auto" w:sz="4"/>
+          <w:left w:val="single" w:color="auto" w:sz="4"/>
+          <w:bottom w:val="single" w:color="auto" w:sz="4"/>
+          <w:right w:val="single" w:color="auto" w:sz="4"/>
+          <w:insideH w:val="single" w:color="auto" w:sz="4"/>
+          <w:insideV w:val="single" w:color="auto" w:sz="4"/>
+        </w:tblBorders>
+      </w:tblPr>
+      <w:tblGrid>
+        <w:gridCol w:w="9026"/>
+      </w:tblGrid>
+      <w:tr>
+        <w:tc>
+          <w:tcPr>
+            <w:tcW w:type="dxa" w:w="9026"/>
+            <w:tcBorders>
+              <w:top w:val="single" w:color="C9D6D1" w:sz="1"/>
+              <w:left w:val="single" w:color="C9D6D1" w:sz="1"/>
+              <w:bottom w:val="single" w:color="C9D6D1" w:sz="1"/>
+              <w:right w:val="single" w:color="C9D6D1" w:sz="1"/>
+            </w:tcBorders>
+            <w:shd w:fill="E3F1EC" w:val="clear"/>
+            <w:tcMar>
+              <w:top w:type="dxa" w:w="140"/>
+              <w:left w:type="dxa" w:w="180"/>
+              <w:bottom w:type="dxa" w:w="140"/>
+              <w:right w:type="dxa" w:w="180"/>
+            </w:tcMar>
+          </w:tcPr>
+          <w:p>
+            <w:pPr>
+              <w:spacing w:after="80"/>
+            </w:pPr>
+            <w:r>
+              <w:rPr>
+                <w:rFonts w:ascii="Malgun Gothic" w:cs="Malgun Gothic" w:eastAsia="Malgun Gothic" w:hAnsi="Malgun Gothic"/>
+                <w:b/>
+                <w:bCs/>
+                <w:color w:val="3B3B3B"/>
+                <w:sz w:val="19"/>
+                <w:szCs w:val="19"/>
+              </w:rPr>
+              <w:t xml:space="preserve">refresh 를 체크하지 않으면</w:t>
+            </w:r>
+          </w:p>
+          <w:p>
+            <w:pPr>
+              <w:spacing w:after="0" w:line="280"/>
+            </w:pPr>
+            <w:r>
+              <w:rPr>
+                <w:rFonts w:ascii="Malgun Gothic" w:cs="Malgun Gothic" w:eastAsia="Malgun Gothic" w:hAnsi="Malgun Gothic"/>
+                <w:sz w:val="18"/>
+                <w:szCs w:val="18"/>
+              </w:rPr>
+              <w:t xml:space="preserve">refresh 를 false 로 둔 채 실행하면 </w:t>
+            </w:r>
+            <w:r>
+              <w:rPr>
+                <w:rFonts w:ascii="Malgun Gothic" w:cs="Malgun Gothic" w:eastAsia="Malgun Gothic" w:hAnsi="Malgun Gothic"/>
+                <w:b/>
+                <w:bCs/>
+                <w:sz w:val="18"/>
+                <w:szCs w:val="18"/>
+              </w:rPr>
+              <w:t xml:space="preserve">데이터를 새로 수집하지 않고 현재 파일 그대로 배포만</w:t>
+            </w:r>
+            <w:r>
+              <w:rPr>
+                <w:rFonts w:ascii="Malgun Gothic" w:cs="Malgun Gothic" w:eastAsia="Malgun Gothic" w:hAnsi="Malgun Gothic"/>
+                <w:sz w:val="18"/>
+                <w:szCs w:val="18"/>
+              </w:rPr>
+              <w:t xml:space="preserve"> 합니다. 화면이나 문구만 고쳤을 때 사용하십시오. 데이터를 새로 받아오려면 반드시 refresh 를 true 로 지정해야 합니다.</w:t>
+            </w:r>
+          </w:p>
+        </w:tc>
+      </w:tr>
+    </w:tbl>
+    <w:p>
+      <w:pPr>
+        <w:spacing w:after="80"/>
+      </w:pPr>
+      <w:r>
+        <w:rPr>
+          <w:sz w:val="12"/>
+          <w:szCs w:val="12"/>
+        </w:rPr>
+        <w:t xml:space="preserve"/>
+      </w:r>
+    </w:p>
+    <w:p>
+      <w:pPr>
+        <w:spacing w:after="120" w:line="300"/>
+      </w:pPr>
+      <w:r>
+        <w:rPr>
+          <w:rFonts w:ascii="Malgun Gothic" w:cs="Malgun Gothic" w:eastAsia="Malgun Gothic" w:hAnsi="Malgun Gothic"/>
+          <w:b/>
+          <w:bCs/>
+          <w:sz w:val="21"/>
+          <w:szCs w:val="21"/>
+        </w:rPr>
+        <w:t xml:space="preserve">방법 2 — 명령줄에서 실행</w:t>
+      </w:r>
+    </w:p>
+    <w:p>
+      <w:pPr>
+        <w:spacing w:after="120" w:line="300"/>
+      </w:pPr>
+      <w:r>
+        <w:rPr>
+          <w:rFonts w:ascii="Malgun Gothic" w:cs="Malgun Gothic" w:eastAsia="Malgun Gothic" w:hAnsi="Malgun Gothic"/>
+          <w:sz w:val="20"/>
+          <w:szCs w:val="20"/>
+        </w:rPr>
+        <w:t xml:space="preserve">GitHub CLI가 설치되어 있다면 아래 한 줄로 같은 작업을 실행할 수 있습니다.</w:t>
+      </w:r>
+    </w:p>
+    <w:p>
+      <w:pPr>
+        <w:spacing w:after="120" w:line="300"/>
+        <w:ind w:left="360"/>
+      </w:pPr>
+      <w:r>
+        <w:rPr>
+          <w:rFonts w:ascii="Consolas" w:cs="Consolas" w:eastAsia="Consolas" w:hAnsi="Consolas"/>
+          <w:sz w:val="19"/>
+          <w:szCs w:val="19"/>
+        </w:rPr>
+        <w:t xml:space="preserve">gh workflow run "Collect and Deploy" -f refresh=true</w:t>
+      </w:r>
+    </w:p>
+    <w:p>
+      <w:pPr>
+        <w:spacing w:after="60"/>
+      </w:pPr>
+      <w:r>
+        <w:rPr>
+          <w:sz w:val="12"/>
+          <w:szCs w:val="12"/>
+        </w:rPr>
+        <w:t xml:space="preserve"/>
+      </w:r>
+    </w:p>
+    <w:p>
+      <w:pPr>
+        <w:spacing w:after="120" w:line="300"/>
+      </w:pPr>
+      <w:r>
+        <w:rPr>
+          <w:rFonts w:ascii="Malgun Gothic" w:cs="Malgun Gothic" w:eastAsia="Malgun Gothic" w:hAnsi="Malgun Gothic"/>
+          <w:sz w:val="20"/>
+          <w:szCs w:val="20"/>
+        </w:rPr>
+        <w:t xml:space="preserve">내 컴퓨터에서 데이터만 만들어 확인하려면 저장소 폴더에서 다음을 실행합니다. 이 경우 배포는 되지 않습니다.</w:t>
+      </w:r>
+    </w:p>
+    <w:p>
+      <w:pPr>
+        <w:spacing w:after="120" w:line="300"/>
+        <w:ind w:left="360"/>
+      </w:pPr>
+      <w:r>
+        <w:rPr>
+          <w:rFonts w:ascii="Consolas" w:cs="Consolas" w:eastAsia="Consolas" w:hAnsi="Consolas"/>
+          <w:sz w:val="19"/>
+          <w:szCs w:val="19"/>
+        </w:rPr>
+        <w:t xml:space="preserve">node scripts/collect.mjs data/nursing-informatics.json</w:t>
+      </w:r>
+    </w:p>
+    <w:p>
+      <w:pPr>
+        <w:spacing w:after="80"/>
+      </w:pPr>
+      <w:r>
+        <w:rPr>
+          <w:sz w:val="12"/>
+          <w:szCs w:val="12"/>
+        </w:rPr>
+        <w:t xml:space="preserve"/>
+      </w:r>
+    </w:p>
+    <w:p>
+      <w:pPr>
+        <w:spacing w:after="120" w:line="300"/>
+      </w:pPr>
+      <w:r>
+        <w:rPr>
+          <w:rFonts w:ascii="Malgun Gothic" w:cs="Malgun Gothic" w:eastAsia="Malgun Gothic" w:hAnsi="Malgun Gothic"/>
+          <w:sz w:val="20"/>
+          <w:szCs w:val="20"/>
+        </w:rPr>
+        <w:t xml:space="preserve">수집 중 일부 항목 조회에 실패하면 해당 항목은 직전 값을 유지하고, 대시보드 하단에 수집 경고가 표시됩니다. 전체가 실패하여 화면이 비는 일은 발생하지 않습니다.</w:t>
+      </w:r>
+    </w:p>
+    <w:p>
+      <w:pPr>
+        <w:pStyle w:val="Heading1"/>
+        <w:pageBreakBefore/>
+      </w:pPr>
+      <w:r>
+        <w:t xml:space="preserve">7. 학습자 모드와 교수자 모드</w:t>
+      </w:r>
+    </w:p>
+    <w:p>
+      <w:pPr>
+        <w:pStyle w:val="Heading2"/>
+      </w:pPr>
+      <w:r>
+        <w:t xml:space="preserve">7.1 공통 사항</w:t>
       </w:r>
     </w:p>
     <w:p>
@@ -7672,7 +9803,7 @@
         <w:pStyle w:val="Heading2"/>
       </w:pPr>
       <w:r>
-        <w:t xml:space="preserve">6.2 차이점</w:t>
+        <w:t xml:space="preserve">7.2 차이점</w:t>
       </w:r>
     </w:p>
     <w:tbl>
@@ -8442,7 +10573,7 @@
         <w:pStyle w:val="Heading2"/>
       </w:pPr>
       <w:r>
-        <w:t xml:space="preserve">6.3 모드 전환</w:t>
+        <w:t xml:space="preserve">7.3 모드 전환</w:t>
       </w:r>
     </w:p>
     <w:p>
@@ -8477,7 +10608,7 @@
         <w:pageBreakBefore/>
       </w:pPr>
       <w:r>
-        <w:t xml:space="preserve">7. 답변 범위</w:t>
+        <w:t xml:space="preserve">8. 답변 범위</w:t>
       </w:r>
     </w:p>
     <w:p>
@@ -8485,7 +10616,7 @@
         <w:pStyle w:val="Heading2"/>
       </w:pPr>
       <w:r>
-        <w:t xml:space="preserve">7.1 다룰 수 있는 18개 주제 영역</w:t>
+        <w:t xml:space="preserve">8.1 다룰 수 있는 18개 주제 영역</w:t>
       </w:r>
     </w:p>
     <w:p>
@@ -10416,7 +12547,7 @@
         <w:pStyle w:val="Heading2"/>
       </w:pPr>
       <w:r>
-        <w:t xml:space="preserve">7.2 다룰 수 없는 영역</w:t>
+        <w:t xml:space="preserve">8.2 다룰 수 없는 영역</w:t>
       </w:r>
     </w:p>
     <w:tbl>
@@ -10866,7 +12997,7 @@
         <w:pStyle w:val="Heading2"/>
       </w:pPr>
       <w:r>
-        <w:t xml:space="preserve">7.3 경계에 있는 질문</w:t>
+        <w:t xml:space="preserve">8.3 경계에 있는 질문</w:t>
       </w:r>
     </w:p>
     <w:p>
@@ -10996,7 +13127,7 @@
         <w:pageBreakBefore/>
       </w:pPr>
       <w:r>
-        <w:t xml:space="preserve">8. 오류 대응</w:t>
+        <w:t xml:space="preserve">9. 오류 대응</w:t>
       </w:r>
     </w:p>
     <w:p>
@@ -11788,7 +13919,7 @@
         <w:pageBreakBefore/>
       </w:pPr>
       <w:r>
-        <w:t xml:space="preserve">9. 운영상 반드시 인지해야 할 제약</w:t>
+        <w:t xml:space="preserve">10. 운영상 반드시 인지해야 할 제약</w:t>
       </w:r>
     </w:p>
     <w:p>
@@ -11809,7 +13940,7 @@
         <w:pStyle w:val="Heading2"/>
       </w:pPr>
       <w:r>
-        <w:t xml:space="preserve">9.1 최신 정보는 웹 검색 없이 불가능합니다</w:t>
+        <w:t xml:space="preserve">10.1 최신 정보는 웹 검색 없이 불가능합니다</w:t>
       </w:r>
     </w:p>
     <w:p>
@@ -11830,7 +13961,7 @@
         <w:pStyle w:val="Heading2"/>
       </w:pPr>
       <w:r>
-        <w:t xml:space="preserve">9.2 출처 강제는 그 자체로 환각을 유발합니다</w:t>
+        <w:t xml:space="preserve">10.2 출처 강제는 그 자체로 환각을 유발합니다</w:t>
       </w:r>
     </w:p>
     <w:p>
@@ -11932,7 +14063,7 @@
         <w:pStyle w:val="Heading2"/>
       </w:pPr>
       <w:r>
-        <w:t xml:space="preserve">9.3 클라이언트 측 API 키는 구조적으로 안전하지 않습니다</w:t>
+        <w:t xml:space="preserve">10.3 클라이언트 측 API 키는 구조적으로 안전하지 않습니다</w:t>
       </w:r>
     </w:p>
     <w:p>
@@ -12002,7 +14133,7 @@
         <w:pStyle w:val="Heading2"/>
       </w:pPr>
       <w:r>
-        <w:t xml:space="preserve">9.4 프롬프트 기반 범위 통제에는 한계가 있습니다</w:t>
+        <w:t xml:space="preserve">10.4 프롬프트 기반 범위 통제에는 한계가 있습니다</w:t>
       </w:r>
     </w:p>
     <w:p>
@@ -12024,7 +14155,7 @@
         <w:pageBreakBefore/>
       </w:pPr>
       <w:r>
-        <w:t xml:space="preserve">10. 품질 검증</w:t>
+        <w:t xml:space="preserve">11. 품질 검증</w:t>
       </w:r>
     </w:p>
     <w:p>
@@ -12032,7 +14163,7 @@
         <w:pStyle w:val="Heading2"/>
       </w:pPr>
       <w:r>
-        <w:t xml:space="preserve">10.1 배포 전 점검 결과</w:t>
+        <w:t xml:space="preserve">11.1 배포 전 점검 결과</w:t>
       </w:r>
     </w:p>
     <w:p>
@@ -12775,7 +14906,7 @@
         <w:pStyle w:val="Heading2"/>
       </w:pPr>
       <w:r>
-        <w:t xml:space="preserve">10.2 응답 품질 테스트 하네스</w:t>
+        <w:t xml:space="preserve">11.2 응답 품질 테스트 하네스</w:t>
       </w:r>
     </w:p>
     <w:p>
@@ -12893,7 +15024,7 @@
         <w:pageBreakBefore/>
       </w:pPr>
       <w:r>
-        <w:t xml:space="preserve">11. 부록</w:t>
+        <w:t xml:space="preserve">12. 부록</w:t>
       </w:r>
     </w:p>
     <w:p>
@@ -13989,6 +16120,210 @@
                 <w:sz w:val="17"/>
                 <w:szCs w:val="17"/>
               </w:rPr>
+              <w:t xml:space="preserve">dashboard.html</w:t>
+            </w:r>
+          </w:p>
+        </w:tc>
+        <w:tc>
+          <w:tcPr>
+            <w:tcW w:type="dxa" w:w="6426"/>
+            <w:tcBorders>
+              <w:top w:val="single" w:color="C9D6D1" w:sz="1"/>
+              <w:left w:val="single" w:color="C9D6D1" w:sz="1"/>
+              <w:bottom w:val="single" w:color="C9D6D1" w:sz="1"/>
+              <w:right w:val="single" w:color="C9D6D1" w:sz="1"/>
+            </w:tcBorders>
+            <w:shd w:fill="F2F5F4" w:val="clear"/>
+            <w:tcMar>
+              <w:top w:type="dxa" w:w="80"/>
+              <w:left w:type="dxa" w:w="120"/>
+              <w:bottom w:type="dxa" w:w="80"/>
+              <w:right w:type="dxa" w:w="120"/>
+            </w:tcMar>
+            <w:vAlign w:val="center"/>
+          </w:tcPr>
+          <w:p>
+            <w:pPr>
+              <w:spacing w:after="0" w:line="280"/>
+            </w:pPr>
+            <w:r>
+              <w:rPr>
+                <w:rFonts w:ascii="Malgun Gothic" w:cs="Malgun Gothic" w:eastAsia="Malgun Gothic" w:hAnsi="Malgun Gothic"/>
+                <w:b w:val="false"/>
+                <w:bCs w:val="false"/>
+                <w:sz w:val="18"/>
+                <w:szCs w:val="18"/>
+              </w:rPr>
+              <w:t xml:space="preserve">연구 동향 대시보드</w:t>
+            </w:r>
+          </w:p>
+        </w:tc>
+      </w:tr>
+      <w:tr>
+        <w:tc>
+          <w:tcPr>
+            <w:tcW w:type="dxa" w:w="2600"/>
+            <w:tcBorders>
+              <w:top w:val="single" w:color="C9D6D1" w:sz="1"/>
+              <w:left w:val="single" w:color="C9D6D1" w:sz="1"/>
+              <w:bottom w:val="single" w:color="C9D6D1" w:sz="1"/>
+              <w:right w:val="single" w:color="C9D6D1" w:sz="1"/>
+            </w:tcBorders>
+            <w:shd w:fill="FFFFFF" w:val="clear"/>
+            <w:tcMar>
+              <w:top w:type="dxa" w:w="80"/>
+              <w:left w:type="dxa" w:w="120"/>
+              <w:bottom w:type="dxa" w:w="80"/>
+              <w:right w:type="dxa" w:w="120"/>
+            </w:tcMar>
+            <w:vAlign w:val="center"/>
+          </w:tcPr>
+          <w:p>
+            <w:pPr>
+              <w:spacing w:after="0" w:line="280"/>
+            </w:pPr>
+            <w:r>
+              <w:rPr>
+                <w:rFonts w:ascii="Consolas" w:cs="Consolas" w:eastAsia="Consolas" w:hAnsi="Consolas"/>
+                <w:sz w:val="17"/>
+                <w:szCs w:val="17"/>
+              </w:rPr>
+              <w:t xml:space="preserve">scripts/collect.mjs</w:t>
+            </w:r>
+          </w:p>
+        </w:tc>
+        <w:tc>
+          <w:tcPr>
+            <w:tcW w:type="dxa" w:w="6426"/>
+            <w:tcBorders>
+              <w:top w:val="single" w:color="C9D6D1" w:sz="1"/>
+              <w:left w:val="single" w:color="C9D6D1" w:sz="1"/>
+              <w:bottom w:val="single" w:color="C9D6D1" w:sz="1"/>
+              <w:right w:val="single" w:color="C9D6D1" w:sz="1"/>
+            </w:tcBorders>
+            <w:shd w:fill="FFFFFF" w:val="clear"/>
+            <w:tcMar>
+              <w:top w:type="dxa" w:w="80"/>
+              <w:left w:type="dxa" w:w="120"/>
+              <w:bottom w:type="dxa" w:w="80"/>
+              <w:right w:type="dxa" w:w="120"/>
+            </w:tcMar>
+            <w:vAlign w:val="center"/>
+          </w:tcPr>
+          <w:p>
+            <w:pPr>
+              <w:spacing w:after="0" w:line="280"/>
+            </w:pPr>
+            <w:r>
+              <w:rPr>
+                <w:rFonts w:ascii="Malgun Gothic" w:cs="Malgun Gothic" w:eastAsia="Malgun Gothic" w:hAnsi="Malgun Gothic"/>
+                <w:b w:val="false"/>
+                <w:bCs w:val="false"/>
+                <w:sz w:val="18"/>
+                <w:szCs w:val="18"/>
+              </w:rPr>
+              <w:t xml:space="preserve">공개 API 데이터 수집기</w:t>
+            </w:r>
+          </w:p>
+        </w:tc>
+      </w:tr>
+      <w:tr>
+        <w:tc>
+          <w:tcPr>
+            <w:tcW w:type="dxa" w:w="2600"/>
+            <w:tcBorders>
+              <w:top w:val="single" w:color="C9D6D1" w:sz="1"/>
+              <w:left w:val="single" w:color="C9D6D1" w:sz="1"/>
+              <w:bottom w:val="single" w:color="C9D6D1" w:sz="1"/>
+              <w:right w:val="single" w:color="C9D6D1" w:sz="1"/>
+            </w:tcBorders>
+            <w:shd w:fill="F2F5F4" w:val="clear"/>
+            <w:tcMar>
+              <w:top w:type="dxa" w:w="80"/>
+              <w:left w:type="dxa" w:w="120"/>
+              <w:bottom w:type="dxa" w:w="80"/>
+              <w:right w:type="dxa" w:w="120"/>
+            </w:tcMar>
+            <w:vAlign w:val="center"/>
+          </w:tcPr>
+          <w:p>
+            <w:pPr>
+              <w:spacing w:after="0" w:line="280"/>
+            </w:pPr>
+            <w:r>
+              <w:rPr>
+                <w:rFonts w:ascii="Consolas" w:cs="Consolas" w:eastAsia="Consolas" w:hAnsi="Consolas"/>
+                <w:sz w:val="17"/>
+                <w:szCs w:val="17"/>
+              </w:rPr>
+              <w:t xml:space="preserve">data/nursing-informatics.json</w:t>
+            </w:r>
+          </w:p>
+        </w:tc>
+        <w:tc>
+          <w:tcPr>
+            <w:tcW w:type="dxa" w:w="6426"/>
+            <w:tcBorders>
+              <w:top w:val="single" w:color="C9D6D1" w:sz="1"/>
+              <w:left w:val="single" w:color="C9D6D1" w:sz="1"/>
+              <w:bottom w:val="single" w:color="C9D6D1" w:sz="1"/>
+              <w:right w:val="single" w:color="C9D6D1" w:sz="1"/>
+            </w:tcBorders>
+            <w:shd w:fill="F2F5F4" w:val="clear"/>
+            <w:tcMar>
+              <w:top w:type="dxa" w:w="80"/>
+              <w:left w:type="dxa" w:w="120"/>
+              <w:bottom w:type="dxa" w:w="80"/>
+              <w:right w:type="dxa" w:w="120"/>
+            </w:tcMar>
+            <w:vAlign w:val="center"/>
+          </w:tcPr>
+          <w:p>
+            <w:pPr>
+              <w:spacing w:after="0" w:line="280"/>
+            </w:pPr>
+            <w:r>
+              <w:rPr>
+                <w:rFonts w:ascii="Malgun Gothic" w:cs="Malgun Gothic" w:eastAsia="Malgun Gothic" w:hAnsi="Malgun Gothic"/>
+                <w:b w:val="false"/>
+                <w:bCs w:val="false"/>
+                <w:sz w:val="18"/>
+                <w:szCs w:val="18"/>
+              </w:rPr>
+              <w:t xml:space="preserve">수집된 데이터. 워크플로가 자동 갱신합니다.</w:t>
+            </w:r>
+          </w:p>
+        </w:tc>
+      </w:tr>
+      <w:tr>
+        <w:tc>
+          <w:tcPr>
+            <w:tcW w:type="dxa" w:w="2600"/>
+            <w:tcBorders>
+              <w:top w:val="single" w:color="C9D6D1" w:sz="1"/>
+              <w:left w:val="single" w:color="C9D6D1" w:sz="1"/>
+              <w:bottom w:val="single" w:color="C9D6D1" w:sz="1"/>
+              <w:right w:val="single" w:color="C9D6D1" w:sz="1"/>
+            </w:tcBorders>
+            <w:shd w:fill="FFFFFF" w:val="clear"/>
+            <w:tcMar>
+              <w:top w:type="dxa" w:w="80"/>
+              <w:left w:type="dxa" w:w="120"/>
+              <w:bottom w:type="dxa" w:w="80"/>
+              <w:right w:type="dxa" w:w="120"/>
+            </w:tcMar>
+            <w:vAlign w:val="center"/>
+          </w:tcPr>
+          <w:p>
+            <w:pPr>
+              <w:spacing w:after="0" w:line="280"/>
+            </w:pPr>
+            <w:r>
+              <w:rPr>
+                <w:rFonts w:ascii="Consolas" w:cs="Consolas" w:eastAsia="Consolas" w:hAnsi="Consolas"/>
+                <w:sz w:val="17"/>
+                <w:szCs w:val="17"/>
+              </w:rPr>
               <w:t xml:space="preserve">.github/workflows/deploy.yml</w:t>
             </w:r>
           </w:p>
@@ -14002,7 +16337,7 @@
               <w:bottom w:val="single" w:color="C9D6D1" w:sz="1"/>
               <w:right w:val="single" w:color="C9D6D1" w:sz="1"/>
             </w:tcBorders>
-            <w:shd w:fill="F2F5F4" w:val="clear"/>
+            <w:shd w:fill="FFFFFF" w:val="clear"/>
             <w:tcMar>
               <w:top w:type="dxa" w:w="80"/>
               <w:left w:type="dxa" w:w="120"/>
@@ -14684,6 +17019,146 @@
                 <w:szCs w:val="18"/>
               </w:rPr>
               <w:t xml:space="preserve">변경한 비밀번호를 잊으셨다면, 브라우저의 사이트 데이터를 삭제하면 초기 비밀번호로 되돌아갑니다. 단, 저장된 대화 이력과 API 키도 함께 삭제됩니다.</w:t>
+            </w:r>
+          </w:p>
+        </w:tc>
+      </w:tr>
+      <w:tr>
+        <w:tc>
+          <w:tcPr>
+            <w:tcW w:type="dxa" w:w="3400"/>
+            <w:tcBorders>
+              <w:top w:val="single" w:color="C9D6D1" w:sz="1"/>
+              <w:left w:val="single" w:color="C9D6D1" w:sz="1"/>
+              <w:bottom w:val="single" w:color="C9D6D1" w:sz="1"/>
+              <w:right w:val="single" w:color="C9D6D1" w:sz="1"/>
+            </w:tcBorders>
+            <w:shd w:fill="FFFFFF" w:val="clear"/>
+            <w:tcMar>
+              <w:top w:type="dxa" w:w="80"/>
+              <w:left w:type="dxa" w:w="120"/>
+              <w:bottom w:type="dxa" w:w="80"/>
+              <w:right w:type="dxa" w:w="120"/>
+            </w:tcMar>
+            <w:vAlign w:val="center"/>
+          </w:tcPr>
+          <w:p>
+            <w:pPr>
+              <w:spacing w:after="0" w:line="280"/>
+            </w:pPr>
+            <w:r>
+              <w:rPr>
+                <w:rFonts w:ascii="Malgun Gothic" w:cs="Malgun Gothic" w:eastAsia="Malgun Gothic" w:hAnsi="Malgun Gothic"/>
+                <w:b/>
+                <w:bCs/>
+                <w:sz w:val="18"/>
+                <w:szCs w:val="18"/>
+              </w:rPr>
+              <w:t xml:space="preserve">대시보드 데이터를 지금 바로 갱신하려면?</w:t>
+            </w:r>
+          </w:p>
+        </w:tc>
+        <w:tc>
+          <w:tcPr>
+            <w:tcW w:type="dxa" w:w="5626"/>
+            <w:tcBorders>
+              <w:top w:val="single" w:color="C9D6D1" w:sz="1"/>
+              <w:left w:val="single" w:color="C9D6D1" w:sz="1"/>
+              <w:bottom w:val="single" w:color="C9D6D1" w:sz="1"/>
+              <w:right w:val="single" w:color="C9D6D1" w:sz="1"/>
+            </w:tcBorders>
+            <w:shd w:fill="FFFFFF" w:val="clear"/>
+            <w:tcMar>
+              <w:top w:type="dxa" w:w="80"/>
+              <w:left w:type="dxa" w:w="120"/>
+              <w:bottom w:type="dxa" w:w="80"/>
+              <w:right w:type="dxa" w:w="120"/>
+            </w:tcMar>
+            <w:vAlign w:val="center"/>
+          </w:tcPr>
+          <w:p>
+            <w:pPr>
+              <w:spacing w:after="0" w:line="280"/>
+            </w:pPr>
+            <w:r>
+              <w:rPr>
+                <w:rFonts w:ascii="Malgun Gothic" w:cs="Malgun Gothic" w:eastAsia="Malgun Gothic" w:hAnsi="Malgun Gothic"/>
+                <w:b w:val="false"/>
+                <w:bCs w:val="false"/>
+                <w:sz w:val="18"/>
+                <w:szCs w:val="18"/>
+              </w:rPr>
+              <w:t xml:space="preserve">GitHub 저장소의 Actions 탭에서 Collect and Deploy 워크플로를 열고 Run workflow 를 누른 뒤 refresh 를 true 로 지정하십시오. 자세한 절차는 6.4절에 있습니다.</w:t>
+            </w:r>
+          </w:p>
+        </w:tc>
+      </w:tr>
+      <w:tr>
+        <w:tc>
+          <w:tcPr>
+            <w:tcW w:type="dxa" w:w="3400"/>
+            <w:tcBorders>
+              <w:top w:val="single" w:color="C9D6D1" w:sz="1"/>
+              <w:left w:val="single" w:color="C9D6D1" w:sz="1"/>
+              <w:bottom w:val="single" w:color="C9D6D1" w:sz="1"/>
+              <w:right w:val="single" w:color="C9D6D1" w:sz="1"/>
+            </w:tcBorders>
+            <w:shd w:fill="F2F5F4" w:val="clear"/>
+            <w:tcMar>
+              <w:top w:type="dxa" w:w="80"/>
+              <w:left w:type="dxa" w:w="120"/>
+              <w:bottom w:type="dxa" w:w="80"/>
+              <w:right w:type="dxa" w:w="120"/>
+            </w:tcMar>
+            <w:vAlign w:val="center"/>
+          </w:tcPr>
+          <w:p>
+            <w:pPr>
+              <w:spacing w:after="0" w:line="280"/>
+            </w:pPr>
+            <w:r>
+              <w:rPr>
+                <w:rFonts w:ascii="Malgun Gothic" w:cs="Malgun Gothic" w:eastAsia="Malgun Gothic" w:hAnsi="Malgun Gothic"/>
+                <w:b/>
+                <w:bCs/>
+                <w:sz w:val="18"/>
+                <w:szCs w:val="18"/>
+              </w:rPr>
+              <w:t xml:space="preserve">AI 해설의 내용을 논문에 인용해도 되나요?</w:t>
+            </w:r>
+          </w:p>
+        </w:tc>
+        <w:tc>
+          <w:tcPr>
+            <w:tcW w:type="dxa" w:w="5626"/>
+            <w:tcBorders>
+              <w:top w:val="single" w:color="C9D6D1" w:sz="1"/>
+              <w:left w:val="single" w:color="C9D6D1" w:sz="1"/>
+              <w:bottom w:val="single" w:color="C9D6D1" w:sz="1"/>
+              <w:right w:val="single" w:color="C9D6D1" w:sz="1"/>
+            </w:tcBorders>
+            <w:shd w:fill="F2F5F4" w:val="clear"/>
+            <w:tcMar>
+              <w:top w:type="dxa" w:w="80"/>
+              <w:left w:type="dxa" w:w="120"/>
+              <w:bottom w:type="dxa" w:w="80"/>
+              <w:right w:type="dxa" w:w="120"/>
+            </w:tcMar>
+            <w:vAlign w:val="center"/>
+          </w:tcPr>
+          <w:p>
+            <w:pPr>
+              <w:spacing w:after="0" w:line="280"/>
+            </w:pPr>
+            <w:r>
+              <w:rPr>
+                <w:rFonts w:ascii="Malgun Gothic" w:cs="Malgun Gothic" w:eastAsia="Malgun Gothic" w:hAnsi="Malgun Gothic"/>
+                <w:b w:val="false"/>
+                <w:bCs w:val="false"/>
+                <w:sz w:val="18"/>
+                <w:szCs w:val="18"/>
+              </w:rPr>
+              <w:t xml:space="preserve">해설은 언어모델이 생성한 해석입니다. 인용은 대시보드에 표시된 원자료와 원출처를 근거로 하십시오.</w:t>
             </w:r>
           </w:p>
         </w:tc>

--- a/AI-NI_ChatBot_사용매뉴얼.docx
+++ b/AI-NI_ChatBot_사용매뉴얼.docx
@@ -2031,7 +2031,7 @@
         <w:spacing w:after="200"/>
         <w:ind w:left="360"/>
       </w:pPr>
-      <w:hyperlink w:history="1" r:id="rIdoeq2oowv6_3iu6hfj9pey">
+      <w:hyperlink w:history="1" r:id="rId8wteh1jv8n0ksbizi_x_e">
         <w:r>
           <w:rPr>
             <w:rStyle w:val="Hyperlink"/>
@@ -2110,7 +2110,7 @@
         <w:spacing w:after="200"/>
         <w:ind w:left="360"/>
       </w:pPr>
-      <w:hyperlink w:history="1" r:id="rIdgcxad_qzb2rrtydlqhwxx">
+      <w:hyperlink w:history="1" r:id="rIdut8ppwyk-gptfie7ziqnu">
         <w:r>
           <w:rPr>
             <w:rStyle w:val="Hyperlink"/>
@@ -9235,6 +9235,96 @@
                 <w:szCs w:val="18"/>
               </w:rPr>
               <w:t xml:space="preserve">수치는 공식 API 원본이지만 해석은 AI가 생성한 것이므로, 화면에 그 구분이 배지로 표시됩니다.</w:t>
+            </w:r>
+          </w:p>
+        </w:tc>
+      </w:tr>
+      <w:tr>
+        <w:tc>
+          <w:tcPr>
+            <w:tcW w:type="dxa" w:w="2400"/>
+            <w:tcBorders>
+              <w:top w:val="single" w:color="C9D6D1" w:sz="1"/>
+              <w:left w:val="single" w:color="C9D6D1" w:sz="1"/>
+              <w:bottom w:val="single" w:color="C9D6D1" w:sz="1"/>
+              <w:right w:val="single" w:color="C9D6D1" w:sz="1"/>
+            </w:tcBorders>
+            <w:shd w:fill="F2F5F4" w:val="clear"/>
+            <w:tcMar>
+              <w:top w:type="dxa" w:w="80"/>
+              <w:left w:type="dxa" w:w="120"/>
+              <w:bottom w:type="dxa" w:w="80"/>
+              <w:right w:type="dxa" w:w="120"/>
+            </w:tcMar>
+            <w:vAlign w:val="center"/>
+          </w:tcPr>
+          <w:p>
+            <w:pPr>
+              <w:spacing w:after="0" w:line="280"/>
+            </w:pPr>
+            <w:r>
+              <w:rPr>
+                <w:rFonts w:ascii="Malgun Gothic" w:cs="Malgun Gothic" w:eastAsia="Malgun Gothic" w:hAnsi="Malgun Gothic"/>
+                <w:b/>
+                <w:bCs/>
+                <w:sz w:val="18"/>
+                <w:szCs w:val="18"/>
+              </w:rPr>
+              <w:t xml:space="preserve">해설이 끊긴 경우</w:t>
+            </w:r>
+          </w:p>
+        </w:tc>
+        <w:tc>
+          <w:tcPr>
+            <w:tcW w:type="dxa" w:w="6626"/>
+            <w:tcBorders>
+              <w:top w:val="single" w:color="C9D6D1" w:sz="1"/>
+              <w:left w:val="single" w:color="C9D6D1" w:sz="1"/>
+              <w:bottom w:val="single" w:color="C9D6D1" w:sz="1"/>
+              <w:right w:val="single" w:color="C9D6D1" w:sz="1"/>
+            </w:tcBorders>
+            <w:shd w:fill="F2F5F4" w:val="clear"/>
+            <w:tcMar>
+              <w:top w:type="dxa" w:w="80"/>
+              <w:left w:type="dxa" w:w="120"/>
+              <w:bottom w:type="dxa" w:w="80"/>
+              <w:right w:type="dxa" w:w="120"/>
+            </w:tcMar>
+            <w:vAlign w:val="center"/>
+          </w:tcPr>
+          <w:p>
+            <w:pPr>
+              <w:spacing w:after="0" w:line="280"/>
+            </w:pPr>
+            <w:r>
+              <w:rPr>
+                <w:rFonts w:ascii="Malgun Gothic" w:cs="Malgun Gothic" w:eastAsia="Malgun Gothic" w:hAnsi="Malgun Gothic"/>
+                <w:b w:val="false"/>
+                <w:bCs w:val="false"/>
+                <w:sz w:val="18"/>
+                <w:szCs w:val="18"/>
+              </w:rPr>
+              <w:t xml:space="preserve">해설 분량이 한도에 도달하면 </w:t>
+            </w:r>
+            <w:r>
+              <w:rPr>
+                <w:rFonts w:ascii="Malgun Gothic" w:cs="Malgun Gothic" w:eastAsia="Malgun Gothic" w:hAnsi="Malgun Gothic"/>
+                <w:b/>
+                <w:bCs/>
+                <w:sz w:val="18"/>
+                <w:szCs w:val="18"/>
+              </w:rPr>
+              <w:t xml:space="preserve">이어서 계속</w:t>
+            </w:r>
+            <w:r>
+              <w:rPr>
+                <w:rFonts w:ascii="Malgun Gothic" w:cs="Malgun Gothic" w:eastAsia="Malgun Gothic" w:hAnsi="Malgun Gothic"/>
+                <w:b w:val="false"/>
+                <w:bCs w:val="false"/>
+                <w:sz w:val="18"/>
+                <w:szCs w:val="18"/>
+              </w:rPr>
+              <w:t xml:space="preserve"> 버튼이 나타납니다. 누르면 끊긴 지점부터 이어서 작성하여 기존 본문 뒤에 덧붙입니다. 이어쓰기가 실패하면 오류와 함께 버튼이 유지되어 다시 시도할 수 있습니다.</w:t>
             </w:r>
           </w:p>
         </w:tc>
